--- a/tillsyn/Gålggåmisvárre tillsynsbegäran.docx
+++ b/tillsyn/Gålggåmisvárre tillsynsbegäran.docx
@@ -2036,7 +2036,7 @@
     <w:r>
       <w:tab/>
       <w:tab/>
-      <w:t>2026-07-22</w:t>
+      <w:t>2026-07-23</w:t>
       <w:br/>
       <w:br/>
     </w:r>

--- a/tillsyn/Gålggåmisvárre tillsynsbegäran.docx
+++ b/tillsyn/Gålggåmisvárre tillsynsbegäran.docx
@@ -2036,7 +2036,7 @@
     <w:r>
       <w:tab/>
       <w:tab/>
-      <w:t>2026-07-23</w:t>
+      <w:t>2026-07-24</w:t>
       <w:br/>
       <w:br/>
     </w:r>

--- a/tillsyn/Gålggåmisvárre tillsynsbegäran.docx
+++ b/tillsyn/Gålggåmisvárre tillsynsbegäran.docx
@@ -2036,7 +2036,7 @@
     <w:r>
       <w:tab/>
       <w:tab/>
-      <w:t>2026-07-24</w:t>
+      <w:t>2026-07-25</w:t>
       <w:br/>
       <w:br/>
     </w:r>

--- a/tillsyn/Gålggåmisvárre tillsynsbegäran.docx
+++ b/tillsyn/Gålggåmisvárre tillsynsbegäran.docx
@@ -2036,7 +2036,7 @@
     <w:r>
       <w:tab/>
       <w:tab/>
-      <w:t>2026-07-25</w:t>
+      <w:t>2026-07-26</w:t>
       <w:br/>
       <w:br/>
     </w:r>

--- a/tillsyn/Gålggåmisvárre tillsynsbegäran.docx
+++ b/tillsyn/Gålggåmisvárre tillsynsbegäran.docx
@@ -2036,7 +2036,7 @@
     <w:r>
       <w:tab/>
       <w:tab/>
-      <w:t>2026-07-26</w:t>
+      <w:t>2026-07-27</w:t>
       <w:br/>
       <w:br/>
     </w:r>

--- a/tillsyn/Gålggåmisvárre tillsynsbegäran.docx
+++ b/tillsyn/Gålggåmisvárre tillsynsbegäran.docx
@@ -2036,7 +2036,7 @@
     <w:r>
       <w:tab/>
       <w:tab/>
-      <w:t>2026-07-27</w:t>
+      <w:t>2026-07-28</w:t>
       <w:br/>
       <w:br/>
     </w:r>

--- a/tillsyn/Gålggåmisvárre tillsynsbegäran.docx
+++ b/tillsyn/Gålggåmisvárre tillsynsbegäran.docx
@@ -2036,7 +2036,7 @@
     <w:r>
       <w:tab/>
       <w:tab/>
-      <w:t>2026-07-28</w:t>
+      <w:t>2026-07-29</w:t>
       <w:br/>
       <w:br/>
     </w:r>

--- a/tillsyn/Gålggåmisvárre tillsynsbegäran.docx
+++ b/tillsyn/Gålggåmisvárre tillsynsbegäran.docx
@@ -2036,7 +2036,7 @@
     <w:r>
       <w:tab/>
       <w:tab/>
-      <w:t>2026-07-29</w:t>
+      <w:t>2026-07-30</w:t>
       <w:br/>
       <w:br/>
     </w:r>

--- a/tillsyn/Gålggåmisvárre tillsynsbegäran.docx
+++ b/tillsyn/Gålggåmisvárre tillsynsbegäran.docx
@@ -2036,7 +2036,7 @@
     <w:r>
       <w:tab/>
       <w:tab/>
-      <w:t>2026-07-30</w:t>
+      <w:t>2026-07-31</w:t>
       <w:br/>
       <w:br/>
     </w:r>

--- a/tillsyn/Gålggåmisvárre tillsynsbegäran.docx
+++ b/tillsyn/Gålggåmisvárre tillsynsbegäran.docx
@@ -2036,7 +2036,7 @@
     <w:r>
       <w:tab/>
       <w:tab/>
-      <w:t>2026-07-31</w:t>
+      <w:t>2026-08-01</w:t>
       <w:br/>
       <w:br/>
     </w:r>

--- a/tillsyn/Gålggåmisvárre tillsynsbegäran.docx
+++ b/tillsyn/Gålggåmisvárre tillsynsbegäran.docx
@@ -2036,7 +2036,7 @@
     <w:r>
       <w:tab/>
       <w:tab/>
-      <w:t>2026-08-01</w:t>
+      <w:t>2026-08-02</w:t>
       <w:br/>
       <w:br/>
     </w:r>

--- a/tillsyn/Gålggåmisvárre tillsynsbegäran.docx
+++ b/tillsyn/Gålggåmisvárre tillsynsbegäran.docx
@@ -2036,7 +2036,7 @@
     <w:r>
       <w:tab/>
       <w:tab/>
-      <w:t>2026-08-02</w:t>
+      <w:t>2026-08-03</w:t>
       <w:br/>
       <w:br/>
     </w:r>

--- a/tillsyn/Gålggåmisvárre tillsynsbegäran.docx
+++ b/tillsyn/Gålggåmisvárre tillsynsbegäran.docx
@@ -2036,7 +2036,7 @@
     <w:r>
       <w:tab/>
       <w:tab/>
-      <w:t>2026-08-03</w:t>
+      <w:t>2026-08-04</w:t>
       <w:br/>
       <w:br/>
     </w:r>

--- a/tillsyn/Gålggåmisvárre tillsynsbegäran.docx
+++ b/tillsyn/Gålggåmisvárre tillsynsbegäran.docx
@@ -2036,7 +2036,7 @@
     <w:r>
       <w:tab/>
       <w:tab/>
-      <w:t>2026-08-04</w:t>
+      <w:t>2026-08-05</w:t>
       <w:br/>
       <w:br/>
     </w:r>

--- a/tillsyn/Gålggåmisvárre tillsynsbegäran.docx
+++ b/tillsyn/Gålggåmisvárre tillsynsbegäran.docx
@@ -2036,7 +2036,7 @@
     <w:r>
       <w:tab/>
       <w:tab/>
-      <w:t>2026-08-05</w:t>
+      <w:t>2026-08-06</w:t>
       <w:br/>
       <w:br/>
     </w:r>

--- a/tillsyn/Gålggåmisvárre tillsynsbegäran.docx
+++ b/tillsyn/Gålggåmisvárre tillsynsbegäran.docx
@@ -2036,7 +2036,7 @@
     <w:r>
       <w:tab/>
       <w:tab/>
-      <w:t>2026-08-06</w:t>
+      <w:t>2026-08-07</w:t>
       <w:br/>
       <w:br/>
     </w:r>

--- a/tillsyn/Gålggåmisvárre tillsynsbegäran.docx
+++ b/tillsyn/Gålggåmisvárre tillsynsbegäran.docx
@@ -2036,7 +2036,7 @@
     <w:r>
       <w:tab/>
       <w:tab/>
-      <w:t>2026-08-07</w:t>
+      <w:t>2026-08-08</w:t>
       <w:br/>
       <w:br/>
     </w:r>

--- a/tillsyn/Gålggåmisvárre tillsynsbegäran.docx
+++ b/tillsyn/Gålggåmisvárre tillsynsbegäran.docx
@@ -2036,7 +2036,7 @@
     <w:r>
       <w:tab/>
       <w:tab/>
-      <w:t>2026-08-08</w:t>
+      <w:t>2026-08-09</w:t>
       <w:br/>
       <w:br/>
     </w:r>

--- a/tillsyn/Gålggåmisvárre tillsynsbegäran.docx
+++ b/tillsyn/Gålggåmisvárre tillsynsbegäran.docx
@@ -2036,7 +2036,7 @@
     <w:r>
       <w:tab/>
       <w:tab/>
-      <w:t>2026-08-09</w:t>
+      <w:t>2026-08-10</w:t>
       <w:br/>
       <w:br/>
     </w:r>

--- a/tillsyn/Gålggåmisvárre tillsynsbegäran.docx
+++ b/tillsyn/Gålggåmisvárre tillsynsbegäran.docx
@@ -2036,7 +2036,7 @@
     <w:r>
       <w:tab/>
       <w:tab/>
-      <w:t>2026-08-10</w:t>
+      <w:t>2026-08-11</w:t>
       <w:br/>
       <w:br/>
     </w:r>

--- a/tillsyn/Gålggåmisvárre tillsynsbegäran.docx
+++ b/tillsyn/Gålggåmisvárre tillsynsbegäran.docx
@@ -2036,7 +2036,7 @@
     <w:r>
       <w:tab/>
       <w:tab/>
-      <w:t>2026-08-11</w:t>
+      <w:t>2026-08-12</w:t>
       <w:br/>
       <w:br/>
     </w:r>

--- a/tillsyn/Gålggåmisvárre tillsynsbegäran.docx
+++ b/tillsyn/Gålggåmisvárre tillsynsbegäran.docx
@@ -2036,7 +2036,7 @@
     <w:r>
       <w:tab/>
       <w:tab/>
-      <w:t>2026-08-12</w:t>
+      <w:t>2026-08-13</w:t>
       <w:br/>
       <w:br/>
     </w:r>

--- a/tillsyn/Gålggåmisvárre tillsynsbegäran.docx
+++ b/tillsyn/Gålggåmisvárre tillsynsbegäran.docx
@@ -2036,7 +2036,7 @@
     <w:r>
       <w:tab/>
       <w:tab/>
-      <w:t>2026-08-13</w:t>
+      <w:t>2026-08-14</w:t>
       <w:br/>
       <w:br/>
     </w:r>

--- a/tillsyn/Gålggåmisvárre tillsynsbegäran.docx
+++ b/tillsyn/Gålggåmisvárre tillsynsbegäran.docx
@@ -22,7 +22,7 @@
       <w:r>
         <w:drawing>
           <wp:inline xmlns:a="http://schemas.openxmlformats.org/drawingml/2006/main" xmlns:pic="http://schemas.openxmlformats.org/drawingml/2006/picture">
-            <wp:extent cx="5486400" cy="4720475"/>
+            <wp:extent cx="5486400" cy="4670984"/>
             <wp:docPr id="1" name="Picture 1"/>
             <wp:cNvGraphicFramePr>
               <a:graphicFrameLocks noChangeAspect="1"/>
@@ -43,7 +43,7 @@
                   <pic:spPr>
                     <a:xfrm>
                       <a:off x="0" y="0"/>
-                      <a:ext cx="5486400" cy="4720475"/>
+                      <a:ext cx="5486400" cy="4670984"/>
                     </a:xfrm>
                     <a:prstGeom prst="rect"/>
                   </pic:spPr>
@@ -60,12 +60,12 @@
         <w:spacing w:after="240"/>
       </w:pPr>
       <w:r>
-        <w:t>Figur 1. Fyndplatser för naturvårdsarter i och inom 23 meter från området. Markörer utan svart kant är placerade på fyndplatsen. Markörer med svart kant är placerade vid sidan av fyndplatsen har ett svart streck som visar fyndplatsens exakta position. Kartans mittpunktskoordinat är N 7332685, E 626023 i SWEREF 99 TM.</w:t>
+        <w:t>Figur 1. Fyndplatser för naturvårdsarter i och inom 4 meter från området. Markörer utan svart kant är placerade på fyndplatsen. Markörer med svart kant är placerade vid sidan av fyndplatsen har ett svart streck som visar fyndplatsens exakta position. Kartans mittpunktskoordinat är N 7332685, E 626023 i SWEREF 99 TM.</w:t>
       </w:r>
     </w:p>
     <w:p>
       <w:r>
-        <w:t>I och inom 23 meter från området finns fynd av 44 naturvårdsarter, varav 27 är rödlistade, 9 är fridlysta, 27 är typiska (T) och 11 är signalarter (S): fläckporing (VU, T), garnlav (VU, T), gräddporing (VU, T), laxgröppa (VU), smalfotad taggsvamp (VU), torrmusseron (VU), blanksvart spiklav (NT), blå taggsvamp (NT, T), blågrå svartspik (NT), dropptaggsvamp (NT, T), dvärgbägarlav (NT, T), knottrig blåslav (NT, T), kolflarnlav (NT, T), kortskaftad ärgspik (NT), lavskrika (NT, T, §4), mörk kolflarnlav (NT), nordtagging (NT), Phellodon aquiloniniger (NT), rosenticka (NT, T), talltagel (NT, T), talltita (NT, §4), tretåig hackspett (NT, T, §4), vaddporing (NT), vedflamlav (NT), vedskivlav (NT, T), vitplätt (NT), älg (NT), björksplintborre (S), bårdlav (S, T), korallblylav (S, T), luddlav (S, T), norrlandslav (S, T), plattlummer (S, T, §9), skinnlav (S, T), spindelblomster (S, T, §8), stuplav (S, T), vedticka (S, T), ögonpyrola (S, T), bergsslok (T), linnea (T), spillkråka (T, §4), tjäder (T, §4), orre (§4) och revlummer (§9). Se Figur 1.</w:t>
+        <w:t>I och inom 4 meter från området finns fynd av 19 naturvårdsarter, varav 15 är rödlistade, 2 är fridlysta, 9 är typiska (T) och 3 är signalarter (S): fläckporing (VU, T), gräddporing (VU, T), smalfotad taggsvamp (VU), torrmusseron (VU), blanksvart spiklav (NT), blågrå svartspik (NT), dvärgbägarlav (NT, T), kolflarnlav (NT, T), mörk kolflarnlav (NT), nordtagging (NT), talltita (NT, §4), vaddporing (NT), vedflamlav (NT), vedskivlav (NT, T), vitplätt (NT), bårdlav (S, T), luddlav (S, T), stuplav (S, T) och tjäder (T, §4). Se Figur 1.</w:t>
       </w:r>
     </w:p>
     <w:p>
@@ -129,35 +129,6 @@
         <w:rPr>
           <w:b/>
         </w:rPr>
-        <w:t>Garnlav (VU)</w:t>
-      </w:r>
-      <w:r>
-        <w:t xml:space="preserve"> är en utpräglad barrskogsart som ibland kan drapera träden i norrländska grannaturskogar med hög luftfuktighet. Den förekommer även i talldominerade bestånd där den, förutom i trädens grenverk, påträffas hängande över ojämnheter i tallbarken. Arten har minskat starkt i södra och mellersta Sverige och den minskar även i sitt nordliga utbredningsområde. Minskningstakten uppgår till 30 (20–50) % inom 50 år och överstiger gränsvärdet för Sårbar (VU). Orsaken till tillbakagången beror främst på slutavverkningar av naturskogsartade skogar. Bestånd med riklig förekomst bör regelmässigt sparas, vilket även gynnar flera andra sällsynta och rödlistade arter. Garnlav är värdväxt för den mycket sällsynta och akut hotade fjärilen barrskogslavfly (CR) som hör hemma i boreala barrskogar med riklig förekomst av värdväxten. Tidigare kunde arten konstateras årligen på flera platser vid Dala-Floda i Dalarna innan lokalerna kalavverkades. Senaste fyndet i landet av barrskogslavfly är från år 2000 då den påträffades vid Högberget i Sollefteå kommun. Garnlav är typisk art för </w:t>
-      </w:r>
-      <w:r>
-        <w:rPr>
-          <w:i/>
-        </w:rPr>
-        <w:t xml:space="preserve">9010 Taiga </w:t>
-      </w:r>
-      <w:r>
-        <w:t>och</w:t>
-      </w:r>
-      <w:r>
-        <w:rPr>
-          <w:i/>
-        </w:rPr>
-        <w:t xml:space="preserve"> 9070 Trädklädd betesmark</w:t>
-      </w:r>
-      <w:r>
-        <w:t xml:space="preserve"> (SLU Artdatabanken, 2026).</w:t>
-      </w:r>
-    </w:p>
-    <w:p>
-      <w:r>
-        <w:rPr>
-          <w:b/>
-        </w:rPr>
         <w:t>Gräddporing (VU)</w:t>
       </w:r>
       <w:r>
@@ -178,17 +149,6 @@
         <w:rPr>
           <w:b/>
         </w:rPr>
-        <w:t>Laxgröppa (VU)</w:t>
-      </w:r>
-      <w:r>
-        <w:t xml:space="preserve"> är en riktig urskogssvamp som påträffas på grova, starkt murkna, ofta brandskadade liggande stammar av tall, sällan gran i gammal barrskog. Arten missgynnas av skogsbruk och merparten av lokalerna bör skyddas (SLU Artdatabanken, 2024).</w:t>
-      </w:r>
-    </w:p>
-    <w:p>
-      <w:r>
-        <w:rPr>
-          <w:b/>
-        </w:rPr>
         <w:t>Smalfotad taggsvamp (VU)</w:t>
       </w:r>
       <w:r>
@@ -222,10 +182,21 @@
         <w:rPr>
           <w:b/>
         </w:rPr>
-        <w:t xml:space="preserve">Blå taggsvamp (NT) </w:t>
-      </w:r>
-      <w:r>
-        <w:t xml:space="preserve">är en karaktärsart i såväl örtrika kalkbarrskogar som i torra sandtallskogar där det föreligger gammal skog med långvarig trädkontinuitet. Är sällsynt och mycket kravfull i södra och mellersta Sverige. Den hotas främst av skogsavverkning och tycks försvinna efter slutavverkning, markberedning och plantering. I kalkgranskogar verkar arten vara mycket känslig. Granskogar med arten bör formellt skydddas. Blå taggsvamp (NT) är typisk art för </w:t>
+        <w:t>Blågrå svartspik (NT)</w:t>
+      </w:r>
+      <w:r>
+        <w:t xml:space="preserve"> växer på torr, hård ved av gamla, solbelysta torrakor, högstubbar av tall och grova döda grenar på levande tallar i öppna bestånd av naturskogskaraktär. Nästan alltid rör det sig om tjärrika torrträd och högstubbar (töreved, keloträd) som kan vara en bra bit över hundra år, i vissa fall sannolikt hundratals år gamla. Skogsbruk är idag det allvarligaste hotet. Ett långsiktigt hot är att nybildningen av gamla torrakor och högstubbar är en långsam process vilken ofta är beroende av skogsbrand. Nytt substrat bildas numera sannolikt nästan inte alls då antalet naturliga skogsbränder har minskat drastiskt på grund av effektivare brandbekämpning. Döda träd som lämnas efter avverkning är inte lämpliga för arten, eftersom dessa träd inte varit utsatta för skogsbrand och bildat tjärrik ved. Skogsbruksåtgärder på eller i närheten av växtplatserna bör undvikas. Naturskogsartade skogar med förekomst av arten indikerar höga biologiska värden och bör bevaras. Blågrå svartspik har en mycket begränsad utbredning utanför de nordiska länderna varför dessa länder har ett speciellt ansvar för arten (SLU Artdatabanken, 2024).</w:t>
+      </w:r>
+    </w:p>
+    <w:p>
+      <w:r>
+        <w:rPr>
+          <w:b/>
+        </w:rPr>
+        <w:t>Dvärgbägarlav (NT)</w:t>
+      </w:r>
+      <w:r>
+        <w:t xml:space="preserve"> förekommer över hela Sverige på gammal hård ved, huvudsakligen på tall men i södra Sverige även på ek. Veden utgörs framförallt av grova stubbar, lågor och grenar. Substratet har blivit sällsyntare och nybildning av substrat sker bara i begränsad omfattning. Arten hotas av att grova lågor blir allt sällsyntare i dagens kulturskogar samt att nybildningen av lämpliga substrat går mycket långsamt. En riklig tillgång på gamla tall- eller eklågor måste säkerställas på artens lokaler. Dvärgbägarlav är typisk art för </w:t>
       </w:r>
       <w:r>
         <w:rPr>
@@ -242,41 +213,10 @@
         <w:rPr>
           <w:b/>
         </w:rPr>
-        <w:t>Blågrå svartspik (NT)</w:t>
-      </w:r>
-      <w:r>
-        <w:t xml:space="preserve"> växer på torr, hård ved av gamla, solbelysta torrakor, högstubbar av tall och grova döda grenar på levande tallar i öppna bestånd av naturskogskaraktär. Nästan alltid rör det sig om tjärrika torrträd och högstubbar (töreved, keloträd) som kan vara en bra bit över hundra år, i vissa fall sannolikt hundratals år gamla. Skogsbruk är idag det allvarligaste hotet. Ett långsiktigt hot är att nybildningen av gamla torrakor och högstubbar är en långsam process vilken ofta är beroende av skogsbrand. Nytt substrat bildas numera sannolikt nästan inte alls då antalet naturliga skogsbränder har minskat drastiskt på grund av effektivare brandbekämpning. Döda träd som lämnas efter avverkning är inte lämpliga för arten, eftersom dessa träd inte varit utsatta för skogsbrand och bildat tjärrik ved. Skogsbruksåtgärder på eller i närheten av växtplatserna bör undvikas. Naturskogsartade skogar med förekomst av arten indikerar höga biologiska värden och bör bevaras. Blågrå svartspik har en mycket begränsad utbredning utanför de nordiska länderna varför dessa länder har ett speciellt ansvar för arten (SLU Artdatabanken, 2024).</w:t>
-      </w:r>
-    </w:p>
-    <w:p>
-      <w:r>
-        <w:rPr>
-          <w:b/>
-        </w:rPr>
-        <w:t>Dropptaggsvamp (NT)</w:t>
-      </w:r>
-      <w:r>
-        <w:t xml:space="preserve"> bildar mykorrhiza med tall, främst i barrskog med trädkontinuitet, i magra, torra och ljusöppna lavtallskogar och i barrblandskogar med friskmossor och lingon i fältskiktet. Den totala populationen i landet har minskat och bedöms fortsätta minska till följd av slutavverkningar av tallskog. Det är högst oklart om arten långsiktigt kan etablera och reproducera sig i skogsbestånd som brukas med trakthyggesmetoder, markberedning, gödsling eller föryngring med förädlat plantmaterial. Uppfyller kriterierna för att bli rödlistad på grund av ny kunskap som visar att en större andel av populationen än tidigare bedömt är knuten till kontinuitetsbarrskog. Minskningstakten för den svenska populationen bedöms vara nära gränsvärdet för Sårbar (VU). Dropptaggsvamp är typisk art för </w:t>
-      </w:r>
-      <w:r>
-        <w:rPr>
-          <w:i/>
-        </w:rPr>
-        <w:t xml:space="preserve">9010 Taiga </w:t>
-      </w:r>
-      <w:r>
-        <w:t>(SLU Artdatabanken, 2026).</w:t>
-      </w:r>
-    </w:p>
-    <w:p>
-      <w:r>
-        <w:rPr>
-          <w:b/>
-        </w:rPr>
-        <w:t>Dvärgbägarlav (NT)</w:t>
-      </w:r>
-      <w:r>
-        <w:t xml:space="preserve"> förekommer över hela Sverige på gammal hård ved, huvudsakligen på tall men i södra Sverige även på ek. Veden utgörs framförallt av grova stubbar, lågor och grenar. Substratet har blivit sällsyntare och nybildning av substrat sker bara i begränsad omfattning. Arten hotas av att grova lågor blir allt sällsyntare i dagens kulturskogar samt att nybildningen av lämpliga substrat går mycket långsamt. En riklig tillgång på gamla tall- eller eklågor måste säkerställas på artens lokaler. Dvärgbägarlav är typisk art för </w:t>
+        <w:t>Kolflarnlav (NT)</w:t>
+      </w:r>
+      <w:r>
+        <w:t xml:space="preserve"> är brandberoende och växer nästan uteslutande på kolad hård kärnved av tall. Etableringen verkar ske först 100–300 år efter brand och nytt substrat nybildas i mycket begränsad omfattning. Avverkning av tallskog av naturskogskaraktär med spår av återkommande bränder är ett hot och mängden lämplig ved att växa på för arten minskar dels på grund av naturlig nedbrytning men framförallt på grund av att det förstörs i samband med slutavverkningar, gallringar och markberedning. Såväl kolflarnlav som mörk kolflarnlav har glänsande bålfjäll och förekommer främst i tall- och blandbarrskogar av naturskogskaraktär med spår av återkommande bränder. Skogar som dessa hyser höga biologiska värden och bör skyddas. Kolflarnlav är typisk art för </w:t>
       </w:r>
       <w:r>
         <w:rPr>
@@ -285,7 +225,7 @@
         <w:t>9010 Taiga</w:t>
       </w:r>
       <w:r>
-        <w:t xml:space="preserve"> (SLU Artdatabanken, 2024; Nitare &amp; Skogsstyrelsen, 2019).</w:t>
+        <w:t xml:space="preserve"> (SLU Artdatabanken, 2024).</w:t>
       </w:r>
     </w:p>
     <w:p>
@@ -293,30 +233,63 @@
         <w:rPr>
           <w:b/>
         </w:rPr>
-        <w:t>Knottrig blåslav (NT)</w:t>
-      </w:r>
-      <w:r>
-        <w:t xml:space="preserve"> har sin huvudutbredning i gamla granskogar i det övre barrskogsbältet mot fjällen. Den signalerar alltid höga naturvärden och växer i skogar med lång kontinuitet, mest i opåverkade naturskogsbestånd. Arten överlever inte en slutavverkning (inklusive hänsyn) och den finns idag enbart i kontinuitetsskog. Lavens fortsatta förekomst bör säkerställas genom att lokaler med äldre barrskog skyddas. Knottrig blåslav är typisk art för </w:t>
+        <w:t>Mörk kolflarnlav (NT)</w:t>
+      </w:r>
+      <w:r>
+        <w:t xml:space="preserve"> är brandberoende och växer nästan uteslutande på kolad hård kärnved av tall. Arten förekommer främst i glesa, öppna tall- och blandbarrskogar av naturskogskaraktär och etableringen verkar ske sent efter brand, kanske först efter 100–300 år. Mörk kolflarnlav indikerar skog med höga naturvärden och vanligast är att den påträffas på rester av nedbrunna torrakor och högstubbar och lågstubbar som är så grova att hela innandömet är urbränt. Tall- och blandbarrskogar av naturskogskaraktär med spår av återkommande bränder hyser höga biologiska värden och bör skyddas (SLU Artdatabanken, 2024).</w:t>
+      </w:r>
+    </w:p>
+    <w:p>
+      <w:r>
+        <w:rPr>
+          <w:b/>
+        </w:rPr>
+        <w:t>Nordtagging (NT)</w:t>
+      </w:r>
+      <w:r>
+        <w:t xml:space="preserve"> växer främst på tallågor av grövre dimensioner och påträffas huvudsakligen i äldre skog som inte kalavverkats. Nordtaggingen missgynnas av att områden med äldre tallskog har minskat starkt. Bekämpning av skogsbränder, samtidigt som skogsbruket omvandlar naturligt glesa tallbestånd till likartade och betydligt tätare bestånd, har missgynnat arten. Bristen på gamla tallågor utgör på sikt ett allvarligt hot och återskapandet av lämpliga biotoper tar mycket lång tid. Områden med olikåldriga bestånd av tall och med stort inslag av äldre träd bör undantas från skoglig produktion (SLU Artdatabanken, 2024).</w:t>
+      </w:r>
+    </w:p>
+    <w:p>
+      <w:r>
+        <w:rPr>
+          <w:b/>
+        </w:rPr>
+        <w:t>Talltita (NT, §4)</w:t>
+      </w:r>
+      <w:r>
+        <w:t>, rödlistad som nära hotad och prioriterad art i Skogsvårdslagen, har häckningsrevir i anmälan. Arten har minskat kraftigt de senaste 30 åren och minskningstakten innevarande 10-årsperiod beräknas till 20 (10–30) %. Talltitan är synnerligen trogen sitt cirka 15 hektar stora revir och är beroende av flerskiktade olikåldriga skogar för att kunna föda upp sina ungar. Talltitan försvinner om dess livsmiljö kalavverkas (Eggers &amp; Low, 2014; Ekman, 1979; Griesser et al, 2007; Klein, 2020; Siffczyk et al, 2003; SLU Artdatabanken, 2021).</w:t>
+      </w:r>
+    </w:p>
+    <w:p>
+      <w:r>
+        <w:rPr>
+          <w:b/>
+        </w:rPr>
+        <w:t xml:space="preserve">Vaddporing (NT) </w:t>
+      </w:r>
+      <w:r>
+        <w:t>är en brunrötande vednedbrytare som hittas på undersidan av liggande murken tallved i olika former. Substratet utgörs framför allt av den typ av hård, kådimpregnerad och ofta kolad tallved som skapas i brandpräglad skog. Vedtypen nybildas i mycket liten omfattning och det är sannolikt att arten upplever en utdöendeskuld. För att garantera artens fortlevnad bör man både säkra att artens växtplatser hålls intakta samt att långsiktigt säkerställa att ny ved tillkommer, allra helst i omedelbar anslutning till artens växtplatser. Skoglig gallring och annat uttag av virke innebär ett hot mot arten (SLU Artdatabanken, 2024).</w:t>
+      </w:r>
+    </w:p>
+    <w:p>
+      <w:r>
+        <w:rPr>
+          <w:b/>
+        </w:rPr>
+        <w:t>Vedflamlav (NT)</w:t>
+      </w:r>
+      <w:r>
+        <w:t xml:space="preserve"> växer på gammal hård och torr, exponerad kärnved av tall, främst på högstubbar i ljusöppna lägen, t.ex. vid och på myrar, sjökanter, i glesa hällmarkskogar och i brandpräglade tallnaturskogar. Substratet nyskapas i begränsad omfattning och arten är en utmärkt indikator på höga naturvärden i denna skogstyp. Tall- och barrblandskogar med naturskogskaraktär och spår av bränder har ofta höga biologiska värden och bör skyddas. På vedflamlavens bål kan den sällsynta spiklaven/parasiten </w:t>
       </w:r>
       <w:r>
         <w:rPr>
           <w:i/>
         </w:rPr>
-        <w:t xml:space="preserve">9010 Taiga </w:t>
-      </w:r>
-      <w:r>
-        <w:t>och</w:t>
-      </w:r>
-      <w:r>
-        <w:rPr>
-          <w:i/>
-        </w:rPr>
-        <w:t xml:space="preserve"> 9040 Fjällbjörkskog</w:t>
-      </w:r>
-    </w:p>
-    <w:p>
-      <w:r>
-        <w:t>(SLU Artdatabanken, 2024; Nitare &amp; Skogsstyrelsen, 2019).</w:t>
+        <w:t>Calicium ramboldiicola</w:t>
+      </w:r>
+      <w:r>
+        <w:t xml:space="preserve"> (VU) påträffas (SLU Artdatabanken, 2026).</w:t>
       </w:r>
     </w:p>
     <w:p>
@@ -324,10 +297,10 @@
         <w:rPr>
           <w:b/>
         </w:rPr>
-        <w:t>Kolflarnlav (NT)</w:t>
-      </w:r>
-      <w:r>
-        <w:t xml:space="preserve"> är brandberoende och växer nästan uteslutande på kolad hård kärnved av tall. Etableringen verkar ske först 100–300 år efter brand och nytt substrat nybildas i mycket begränsad omfattning. Avverkning av tallskog av naturskogskaraktär med spår av återkommande bränder är ett hot och mängden lämplig ved att växa på för arten minskar dels på grund av naturlig nedbrytning men framförallt på grund av att det förstörs i samband med slutavverkningar, gallringar och markberedning. Såväl kolflarnlav som mörk kolflarnlav har glänsande bålfjäll och förekommer främst i tall- och blandbarrskogar av naturskogskaraktär med spår av återkommande bränder. Skogar som dessa hyser höga biologiska värden och bör skyddas. Kolflarnlav är typisk art för </w:t>
+        <w:t>Vedskivlav (NT)</w:t>
+      </w:r>
+      <w:r>
+        <w:t xml:space="preserve"> växer på gammal, torr, exponerad, hård kärnved av framförallt tall i naturskogsartade bestånd. Avverkning av tallskog av naturskogskaraktär med spår av återkommande bränder är ett hot. Mängden lämplig ved att växa på för vedskivlav minskar, dels på grund av naturlig nedbrytning men framförallt på grund av att de förstörs i samband med slutavverkningar, gallringar och markberedning. Tall- och blandbarrskogar av naturskogskaraktär med spår av återkommande bränder bör skyddas. Vedskivlav är typisk art för </w:t>
       </w:r>
       <w:r>
         <w:rPr>
@@ -344,10 +317,10 @@
         <w:rPr>
           <w:b/>
         </w:rPr>
-        <w:t>Kortskaftad ärgspik (NT)</w:t>
-      </w:r>
-      <w:r>
-        <w:t xml:space="preserve"> förekommer i barrträdsdominerade skogar och växer nästan uteslutande på tallved. Den föredrar gamla högstubbar i fuktig och halvöppen miljö, t.ex. i myrkanter, sumpskog och brandpräglad skog. Arten indikerar kontinuerlig tillgång till gamla högstubbar i kombination med hög och jämn luftfuktighet. Skogsbruk på lokaler med kortskaftad ärgspik utgör ett hot. På lång sikt bildas färre lämpliga substrat än vad som försvinner. Avverkning av barrträdsdominerade bestånd av naturskogskaraktär utgör ett långsiktigt hot. Naturskogsartade bestånd med riklig förekomst av gamla och grova tallhögstubbar bör undantas från skogsbruk (SLU Artdatabanken, 2024).</w:t>
+        <w:t>Vitplätt (NT)</w:t>
+      </w:r>
+      <w:r>
+        <w:t xml:space="preserve"> är en nedbrytare av död, hård och torr tallved och orsakar brunröta. Den förekommer mest i äldre, naturskogsliknande tallskog eller blandskog med äldre tall. Arten hotas av avverkning av gammal, senvuxen tall. I södra Sverige råder brist på lämpliga habitat och arten kan inte längre sprida sig utanför sina få kända växtplatser. Lokaler med gammal tall bör undantas från skogsbruk, i synnerhet i södra Sverige (SLU Artdatabanken, 2024).</w:t>
       </w:r>
     </w:p>
     <w:p>
@@ -355,10 +328,131 @@
         <w:rPr>
           <w:b/>
         </w:rPr>
-        <w:t>Lavskrika (NT, §4)</w:t>
-      </w:r>
-      <w:r>
-        <w:t xml:space="preserve"> är rödlistad som nära hotad och fridlyst enligt 4§ artskyddsförordningen. Den har minskat med 20 (10–30) % under de senaste 15 åren och minskningstakten bedöms vara nära gränsvärdet för sårbar (VU). Lavskrikan är en mycket stationär fågel, som häckar i äldre, slutna och hänglavsrika barrskogar. Nyckelfaktorer är flerskiktad skog med rik undervegetation samt riklig förekomst av hänglavar. Reviren är livslånga med hemområden som varierar mellan 50 och 150 ha. Inom ett revir av hög kvalitet finns det som regel ett eller flera kärnområden (1–20 ha) med relativt tät flerskiktad granskog. Arten missgynnas när flerskiktad skog omförs till enskiktade bestånd och även röjning och hård gallring är starkt negativt. Lavskrikan har relativt stora hemområden och försvinner när den äldre skogen fragmenteras, särskilt allvarligt är när kärnområdena avverkas. Den försvinner successivt framför allt vid dess utbredningsgränser och populationen har minskat kontinuerligt under 2000-talet. Lavskrika är typisk art för </w:t>
+        <w:t>Bårdlav</w:t>
+      </w:r>
+      <w:r>
+        <w:t xml:space="preserve"> signalerar miljöer med höga naturvärden och på lokalerna finns vanligtvis många andra ovanliga och rödlistade arter. Den visar även på platser med hög och jämn luftfuktighet. På bårdlav och andra njurlavar (Nephroma) kan de sällsynta parasiterna </w:t>
+      </w:r>
+      <w:r>
+        <w:rPr>
+          <w:i/>
+        </w:rPr>
+        <w:t xml:space="preserve">Protounguicularia nephromatis </w:t>
+      </w:r>
+      <w:r>
+        <w:t xml:space="preserve">(VU) och </w:t>
+      </w:r>
+      <w:r>
+        <w:rPr>
+          <w:i/>
+        </w:rPr>
+        <w:t xml:space="preserve">Tremella nephromatis </w:t>
+      </w:r>
+      <w:r>
+        <w:t xml:space="preserve">(DD) påträffas. Bårdlav är typisk art för </w:t>
+      </w:r>
+      <w:r>
+        <w:rPr>
+          <w:i/>
+        </w:rPr>
+        <w:t xml:space="preserve">9010 Taiga, 9020 Nordlig ädellövskog, 9070 Trädklädd betesmark, 9110 Näringsfattig bokskog, 9160 Näringsrik ekskog, 9180 Ädellövskog i branter </w:t>
+      </w:r>
+      <w:r>
+        <w:t>och</w:t>
+      </w:r>
+      <w:r>
+        <w:rPr>
+          <w:i/>
+        </w:rPr>
+        <w:t xml:space="preserve"> 9190 Näringsfattig ekskog</w:t>
+      </w:r>
+      <w:r>
+        <w:t xml:space="preserve"> (SLU Artdatabanken, 2026; Nitare &amp; Skogsstyrelsen, 2019).</w:t>
+      </w:r>
+    </w:p>
+    <w:p>
+      <w:r>
+        <w:rPr>
+          <w:b/>
+        </w:rPr>
+        <w:t>Luddlav</w:t>
+      </w:r>
+      <w:r>
+        <w:t xml:space="preserve"> signalerar lång skoglig kontinuitet med ett stabilt lokal- och mikroklimat med hög och jämn fuktighet. Luddlav är typisk art för </w:t>
+      </w:r>
+      <w:r>
+        <w:rPr>
+          <w:i/>
+        </w:rPr>
+        <w:t>9010 Taiga,</w:t>
+      </w:r>
+      <w:r>
+        <w:t xml:space="preserve"> </w:t>
+      </w:r>
+      <w:r>
+        <w:rPr>
+          <w:i/>
+        </w:rPr>
+        <w:t xml:space="preserve">9020 Nordlig ädellövskog, 9070 Trädklädd betesmark, 9110 Näringsfattig bokskog, 9180 Ädellövskog i branter </w:t>
+      </w:r>
+      <w:r>
+        <w:t>och</w:t>
+      </w:r>
+      <w:r>
+        <w:rPr>
+          <w:i/>
+        </w:rPr>
+        <w:t xml:space="preserve"> 9190 Näringsfattig ekskog </w:t>
+      </w:r>
+      <w:r>
+        <w:t>(Nitare &amp; Skogsstyrelsen, 2019; SLU Artdatabanken, 2025).</w:t>
+      </w:r>
+    </w:p>
+    <w:p>
+      <w:r>
+        <w:rPr>
+          <w:b/>
+        </w:rPr>
+        <w:t>Stuplav</w:t>
+      </w:r>
+      <w:r>
+        <w:t xml:space="preserve"> är en mycket bra signalart i hela sitt utbredningsområde och förekommer nästan enbart i skogsmiljöer med höga naturvärden. Den indikerar långvarig förekomst av gamla lövträd och miljöer med konstant hög luftfuktighet. I skogar med suboceaniskt klimat finns det en mycket sällsynt parasit, njurlavsknapp </w:t>
+      </w:r>
+      <w:r>
+        <w:rPr>
+          <w:i/>
+        </w:rPr>
+        <w:t>Pletocarpon nephromeum</w:t>
+      </w:r>
+      <w:r>
+        <w:t xml:space="preserve"> (EN), som växer på stuplav. Ytterligare tre sällsynta lavparasiter, </w:t>
+      </w:r>
+      <w:r>
+        <w:rPr>
+          <w:i/>
+        </w:rPr>
+        <w:t>Protounguicularia nephromatis</w:t>
+      </w:r>
+      <w:r>
+        <w:t xml:space="preserve"> (VU), </w:t>
+      </w:r>
+      <w:r>
+        <w:rPr>
+          <w:i/>
+        </w:rPr>
+        <w:t>Refractohilum galligenum</w:t>
+      </w:r>
+      <w:r>
+        <w:t xml:space="preserve"> (NT) och </w:t>
+      </w:r>
+      <w:r>
+        <w:rPr>
+          <w:i/>
+        </w:rPr>
+        <w:t>Roselliniella nephromatis</w:t>
+      </w:r>
+      <w:r>
+        <w:t xml:space="preserve"> (DD), kan också påträffas på stuplav. Stuplav är typisk art för </w:t>
       </w:r>
       <w:r>
         <w:rPr>
@@ -367,613 +461,7 @@
         <w:t>9010 Taiga</w:t>
       </w:r>
       <w:r>
-        <w:t xml:space="preserve"> (SLU Artdatabanken, 2026; Skogsstyrelsen 2016).</w:t>
-      </w:r>
-    </w:p>
-    <w:p>
-      <w:r>
-        <w:rPr>
-          <w:b/>
-        </w:rPr>
-        <w:t>Mörk kolflarnlav (NT)</w:t>
-      </w:r>
-      <w:r>
-        <w:t xml:space="preserve"> är brandberoende och växer nästan uteslutande på kolad hård kärnved av tall. Arten förekommer främst i glesa, öppna tall- och blandbarrskogar av naturskogskaraktär och etableringen verkar ske sent efter brand, kanske först efter 100–300 år. Mörk kolflarnlav indikerar skog med höga naturvärden och vanligast är att den påträffas på rester av nedbrunna torrakor och högstubbar och lågstubbar som är så grova att hela innandömet är urbränt. Tall- och blandbarrskogar av naturskogskaraktär med spår av återkommande bränder hyser höga biologiska värden och bör skyddas (SLU Artdatabanken, 2024).</w:t>
-      </w:r>
-    </w:p>
-    <w:p>
-      <w:r>
-        <w:rPr>
-          <w:b/>
-        </w:rPr>
-        <w:t>Nordtagging (NT)</w:t>
-      </w:r>
-      <w:r>
-        <w:t xml:space="preserve"> växer främst på tallågor av grövre dimensioner och påträffas huvudsakligen i äldre skog som inte kalavverkats. Nordtaggingen missgynnas av att områden med äldre tallskog har minskat starkt. Bekämpning av skogsbränder, samtidigt som skogsbruket omvandlar naturligt glesa tallbestånd till likartade och betydligt tätare bestånd, har missgynnat arten. Bristen på gamla tallågor utgör på sikt ett allvarligt hot och återskapandet av lämpliga biotoper tar mycket lång tid. Områden med olikåldriga bestånd av tall och med stort inslag av äldre träd bör undantas från skoglig produktion (SLU Artdatabanken, 2024).</w:t>
-      </w:r>
-    </w:p>
-    <w:p>
-      <w:r>
-        <w:rPr>
-          <w:b/>
-          <w:i/>
-        </w:rPr>
-        <w:t xml:space="preserve">Phellodon aquiloniniger </w:t>
-      </w:r>
-      <w:r>
-        <w:rPr>
-          <w:b/>
-        </w:rPr>
-        <w:t xml:space="preserve">(NT) </w:t>
-      </w:r>
-      <w:r>
-        <w:t>är en taggsvamp som bildar mykorrhiza med tall, eventuellt även med gran, i sandtallskog och annan näringsfattig äldre tallskog och barrblandskog. Den totala populationen i landet bedöms ha minskat och förväntas fortsätta minska på grund av slutavverkning av äldre barrskog och kontinuitetsskog. Arten har begränsad förmåga att återetablera sig efter slutavverkning eller andra storskaliga skogsbruksåtgärder, och det finns inga indikationer på att den långsiktigt kan etablera eller reproducera sig i bestånd som brukas med trakthyggesmetoder, markberedning, gödsling eller förädlat plantmaterial. Uppfyller kriterierna för att bli rödlistad på grund av ny kunskap som visar att en större andel av populationen än tidigare bedömt är knuten till kontinuitetsbarrskog. Minskningstakten för den svenska populationen bedöms vara nära gränsvärdet för sårbar (VU) (SLU Artdatabanken, 2026).</w:t>
-      </w:r>
-    </w:p>
-    <w:p>
-      <w:r>
-        <w:rPr>
-          <w:b/>
-        </w:rPr>
-        <w:t>Rosenticka (NT)</w:t>
-      </w:r>
-      <w:r>
-        <w:t xml:space="preserve">, rödlistad som nära hotad, ingår i en karaktäristisk association av vedsvampar som växer på gamla, grova granlågor i urskogsartade barrskogar. Den är placerad i toppen av Skogsstyrelsens värdepyramid för bedömning av skog med höga naturvärden och indikerar ett granskogsekosystem med långvarig kontinuitet av grova lågor. Artens beroende av grova granlågor innebär att alla skogsskötselåtgärder på eller i omedelbar närhet av lokalerna utgör ett hot på lång sikt. Det är angeläget att populationerna inte ytterligare glesas ut och ett tillräckligt antal områden där arten nu finns måste sparas för framtiden. Rosenticka är typisk art för </w:t>
-      </w:r>
-      <w:r>
-        <w:rPr>
-          <w:i/>
-        </w:rPr>
-        <w:t xml:space="preserve">9010 Taiga </w:t>
-      </w:r>
-      <w:r>
-        <w:t xml:space="preserve">och </w:t>
-      </w:r>
-      <w:r>
-        <w:rPr>
-          <w:i/>
-        </w:rPr>
-        <w:t>9050 Näringsrik granskog</w:t>
-      </w:r>
-      <w:r>
-        <w:t xml:space="preserve"> (Nitare &amp; Skogsstyrelsen, 2019; SLU Artdatabanken, 2024).</w:t>
-      </w:r>
-    </w:p>
-    <w:p>
-      <w:r>
-        <w:rPr>
-          <w:b/>
-        </w:rPr>
-        <w:t>Talltagel (NT)</w:t>
-      </w:r>
-      <w:r>
-        <w:t xml:space="preserve"> är en boreal art som förekommer på tall i äldre, öppna tallskogar. Den påverkas negativt av brist på kontinuitetsskog och minskningstakten bedöms vara nära gränsvärdet för Sårbar (VU). Talltagel är typisk art för </w:t>
-      </w:r>
-      <w:r>
-        <w:rPr>
-          <w:i/>
-        </w:rPr>
-        <w:t>9010 Taiga</w:t>
-      </w:r>
-      <w:r>
-        <w:t xml:space="preserve"> (SLU Artdatabanken, 2026).</w:t>
-      </w:r>
-    </w:p>
-    <w:p>
-      <w:r>
-        <w:rPr>
-          <w:b/>
-        </w:rPr>
-        <w:t>Talltita (NT, §4)</w:t>
-      </w:r>
-      <w:r>
-        <w:t>, rödlistad som nära hotad och prioriterad art i Skogsvårdslagen, har häckningsrevir i anmälan. Arten har minskat kraftigt de senaste 30 åren och minskningstakten innevarande 10-årsperiod beräknas till 20 (10–30) %. Talltitan är synnerligen trogen sitt cirka 15 hektar stora revir och är beroende av flerskiktade olikåldriga skogar för att kunna föda upp sina ungar. Talltitan försvinner om dess livsmiljö kalavverkas (Eggers &amp; Low, 2014; Ekman, 1979; Griesser et al, 2007; Klein, 2020; Siffczyk et al, 2003; SLU Artdatabanken, 2021).</w:t>
-      </w:r>
-    </w:p>
-    <w:p>
-      <w:r>
-        <w:rPr>
-          <w:b/>
-        </w:rPr>
-        <w:t>Tretåig hackspett (NT, §4)</w:t>
-      </w:r>
-      <w:r>
-        <w:t xml:space="preserve"> är rödlistad som nära hotad och ingår i bilaga 1 i EU:s fågeldirektiv. Tretåig hackspett är för sin överlevnad beroende av kontinuerlig tillförsel av äldre döende och död ved, som sker genom naturliga självgallringsprocesser i äldre grannaturskogar och barrblandade naturskogar. Om en skog genom skogsbruk gallras eller glesas ur så upphör och uteblir i stort sett den naturliga självgallringsprocessen för mycket lång tid framöver vilket omöjliggör upprätthållandet av den kontinuerliga ekologiska funktionen i ett område. Det finns studier som visar att naturskogens självgallringsprocess som den tretåiga hackspetten är beroende av, inte kan ersättas med efterlämnad hänsyn i skogsbruket (Imbeau &amp; Desrochers, 2002). Storleken på häckningsreviret varierar med skogstypen, förekomsten av död ved och graden av fragmentering, men är i allmänhet i storleksordningen 25–100 hektar. Vintertid krävs ofta betydligt större områden och det finns studier som antyder att arten behöver minst 100 hektar äldre skog. I områden med låg bonitet kan det behövas över 200 hektar lämpligt habitat för att ett par ska kunna reproducera sig. Områden med dokumenterad permanent förekomst i naturskogsmiljöer har vanligen så stora naturvärden att skogsbruk är olämpligt. Tretåig hackspett är typisk art för </w:t>
-      </w:r>
-      <w:r>
-        <w:rPr>
-          <w:i/>
-        </w:rPr>
-        <w:t xml:space="preserve">9010 Taiga, 9740 Skogsbevuxen myr, 9030 Landhöjningsskog </w:t>
-      </w:r>
-      <w:r>
-        <w:t xml:space="preserve">och </w:t>
-      </w:r>
-      <w:r>
-        <w:rPr>
-          <w:i/>
-        </w:rPr>
-        <w:t>9040 Fjällbjörkskog</w:t>
-      </w:r>
-      <w:r>
-        <w:t xml:space="preserve"> (Skogsstyrelsen, 2016; SLU Artdatabanken, 2024).</w:t>
-      </w:r>
-    </w:p>
-    <w:p>
-      <w:r>
-        <w:rPr>
-          <w:b/>
-        </w:rPr>
-        <w:t xml:space="preserve">Vaddporing (NT) </w:t>
-      </w:r>
-      <w:r>
-        <w:t>är en brunrötande vednedbrytare som hittas på undersidan av liggande murken tallved i olika former. Substratet utgörs framför allt av den typ av hård, kådimpregnerad och ofta kolad tallved som skapas i brandpräglad skog. Vedtypen nybildas i mycket liten omfattning och det är sannolikt att arten upplever en utdöendeskuld. För att garantera artens fortlevnad bör man både säkra att artens växtplatser hålls intakta samt att långsiktigt säkerställa att ny ved tillkommer, allra helst i omedelbar anslutning till artens växtplatser. Skoglig gallring och annat uttag av virke innebär ett hot mot arten (SLU Artdatabanken, 2024).</w:t>
-      </w:r>
-    </w:p>
-    <w:p>
-      <w:r>
-        <w:rPr>
-          <w:b/>
-        </w:rPr>
-        <w:t>Vedflamlav (NT)</w:t>
-      </w:r>
-      <w:r>
-        <w:t xml:space="preserve"> växer på gammal hård och torr, exponerad kärnved av tall, främst på högstubbar i ljusöppna lägen, t.ex. vid och på myrar, sjökanter, i glesa hällmarkskogar och i brandpräglade tallnaturskogar. Substratet nyskapas i begränsad omfattning och arten är en utmärkt indikator på höga naturvärden i denna skogstyp. Tall- och barrblandskogar med naturskogskaraktär och spår av bränder har ofta höga biologiska värden och bör skyddas. På vedflamlavens bål kan den sällsynta spiklaven/parasiten </w:t>
-      </w:r>
-      <w:r>
-        <w:rPr>
-          <w:i/>
-        </w:rPr>
-        <w:t>Calicium ramboldiicola</w:t>
-      </w:r>
-      <w:r>
-        <w:t xml:space="preserve"> (VU) påträffas (SLU Artdatabanken, 2026).</w:t>
-      </w:r>
-    </w:p>
-    <w:p>
-      <w:r>
-        <w:rPr>
-          <w:b/>
-        </w:rPr>
-        <w:t>Vedskivlav (NT)</w:t>
-      </w:r>
-      <w:r>
-        <w:t xml:space="preserve"> växer på gammal, torr, exponerad, hård kärnved av framförallt tall i naturskogsartade bestånd. Avverkning av tallskog av naturskogskaraktär med spår av återkommande bränder är ett hot. Mängden lämplig ved att växa på för vedskivlav minskar, dels på grund av naturlig nedbrytning men framförallt på grund av att de förstörs i samband med slutavverkningar, gallringar och markberedning. Tall- och blandbarrskogar av naturskogskaraktär med spår av återkommande bränder bör skyddas. Vedskivlav är typisk art för </w:t>
-      </w:r>
-      <w:r>
-        <w:rPr>
-          <w:i/>
-        </w:rPr>
-        <w:t>9010 Taiga</w:t>
-      </w:r>
-      <w:r>
-        <w:t xml:space="preserve"> (SLU Artdatabanken, 2024).</w:t>
-      </w:r>
-    </w:p>
-    <w:p>
-      <w:r>
-        <w:rPr>
-          <w:b/>
-        </w:rPr>
-        <w:t>Vitplätt (NT)</w:t>
-      </w:r>
-      <w:r>
-        <w:t xml:space="preserve"> är en nedbrytare av död, hård och torr tallved och orsakar brunröta. Den förekommer mest i äldre, naturskogsliknande tallskog eller blandskog med äldre tall. Arten hotas av avverkning av gammal, senvuxen tall. I södra Sverige råder brist på lämpliga habitat och arten kan inte längre sprida sig utanför sina få kända växtplatser. Lokaler med gammal tall bör undantas från skogsbruk, i synnerhet i södra Sverige (SLU Artdatabanken, 2024).</w:t>
-      </w:r>
-    </w:p>
-    <w:p>
-      <w:r>
-        <w:rPr>
-          <w:b/>
-        </w:rPr>
-        <w:t xml:space="preserve">Björksplintborre </w:t>
-      </w:r>
-      <w:r>
-        <w:t>är en skalbagge vars larvutveckling sker i bark på nyligen döda björkar, både stående träd och vindfällen. En prydlig rad med runda ventilationshål i barken ovanför modergången är synnerligen karaktäristiskt. Arten är knuten till lövrika blandskogar med en hög andel gamla träd, och starkt gynnad av naturliga störningar som torka, översvämningar, brand och stormfällningar. Talrika gnagspår kan tyda på biotoper med höga naturvärden, exempelvis för ovanliga hackspettar och andra, mer sällsynta vedinsekter. Larverna är omtyckt hackspettsföda (SLU Artdatabanken, 2025).</w:t>
-      </w:r>
-    </w:p>
-    <w:p>
-      <w:r>
-        <w:rPr>
-          <w:b/>
-        </w:rPr>
-        <w:t>Bårdlav</w:t>
-      </w:r>
-      <w:r>
-        <w:t xml:space="preserve"> signalerar miljöer med höga naturvärden och på lokalerna finns vanligtvis många andra ovanliga och rödlistade arter. Den visar även på platser med hög och jämn luftfuktighet. På bårdlav och andra njurlavar (Nephroma) kan de sällsynta parasiterna </w:t>
-      </w:r>
-      <w:r>
-        <w:rPr>
-          <w:i/>
-        </w:rPr>
-        <w:t xml:space="preserve">Protounguicularia nephromatis </w:t>
-      </w:r>
-      <w:r>
-        <w:t xml:space="preserve">(VU) och </w:t>
-      </w:r>
-      <w:r>
-        <w:rPr>
-          <w:i/>
-        </w:rPr>
-        <w:t xml:space="preserve">Tremella nephromatis </w:t>
-      </w:r>
-      <w:r>
-        <w:t xml:space="preserve">(DD) påträffas. Bårdlav är typisk art för </w:t>
-      </w:r>
-      <w:r>
-        <w:rPr>
-          <w:i/>
-        </w:rPr>
-        <w:t xml:space="preserve">9010 Taiga, 9020 Nordlig ädellövskog, 9070 Trädklädd betesmark, 9110 Näringsfattig bokskog, 9160 Näringsrik ekskog, 9180 Ädellövskog i branter </w:t>
-      </w:r>
-      <w:r>
-        <w:t>och</w:t>
-      </w:r>
-      <w:r>
-        <w:rPr>
-          <w:i/>
-        </w:rPr>
-        <w:t xml:space="preserve"> 9190 Näringsfattig ekskog</w:t>
-      </w:r>
-      <w:r>
         <w:t xml:space="preserve"> (SLU Artdatabanken, 2026; Nitare &amp; Skogsstyrelsen, 2019).</w:t>
-      </w:r>
-    </w:p>
-    <w:p>
-      <w:r>
-        <w:rPr>
-          <w:b/>
-        </w:rPr>
-        <w:t>Korallblylav</w:t>
-      </w:r>
-      <w:r>
-        <w:t xml:space="preserve"> växer på bark av asp, ask, rönn, sälg, bok och lönn och signalerar överallt skogsbestånd med höga naturvärden och den följs nästan alltid av andra ovanliga och rödlistade arter. Den indikerar hög och jämn luftfuktighet och växer främst i områden med lång skoglig kontinuitet där det funnits ett ständigt inslag av gamla lövträd. Korallblylav är typisk art för </w:t>
-      </w:r>
-      <w:r>
-        <w:rPr>
-          <w:i/>
-        </w:rPr>
-        <w:t xml:space="preserve">9020 Nordlig ädellövskog, 9070 Trädklädd betesmark, 9160 Näringsrik ekskog, 9180 Ädellövskog i branter </w:t>
-      </w:r>
-      <w:r>
-        <w:t>och</w:t>
-      </w:r>
-      <w:r>
-        <w:rPr>
-          <w:i/>
-        </w:rPr>
-        <w:t xml:space="preserve"> 9190 Näringsfattig ekskog</w:t>
-      </w:r>
-      <w:r>
-        <w:t xml:space="preserve"> (SLU Artdatabanken, 2024; Nitare &amp; Skogsstyrelsen, 2019).</w:t>
-      </w:r>
-    </w:p>
-    <w:p>
-      <w:r>
-        <w:rPr>
-          <w:b/>
-        </w:rPr>
-        <w:t>Luddlav</w:t>
-      </w:r>
-      <w:r>
-        <w:t xml:space="preserve"> signalerar lång skoglig kontinuitet med ett stabilt lokal- och mikroklimat med hög och jämn fuktighet. Luddlav är typisk art för </w:t>
-      </w:r>
-      <w:r>
-        <w:rPr>
-          <w:i/>
-        </w:rPr>
-        <w:t>9010 Taiga,</w:t>
-      </w:r>
-      <w:r>
-        <w:t xml:space="preserve"> </w:t>
-      </w:r>
-      <w:r>
-        <w:rPr>
-          <w:i/>
-        </w:rPr>
-        <w:t xml:space="preserve">9020 Nordlig ädellövskog, 9070 Trädklädd betesmark, 9110 Näringsfattig bokskog, 9180 Ädellövskog i branter </w:t>
-      </w:r>
-      <w:r>
-        <w:t>och</w:t>
-      </w:r>
-      <w:r>
-        <w:rPr>
-          <w:i/>
-        </w:rPr>
-        <w:t xml:space="preserve"> 9190 Näringsfattig ekskog </w:t>
-      </w:r>
-      <w:r>
-        <w:t>(Nitare &amp; Skogsstyrelsen, 2019; SLU Artdatabanken, 2025).</w:t>
-      </w:r>
-    </w:p>
-    <w:p>
-      <w:r>
-        <w:rPr>
-          <w:b/>
-        </w:rPr>
-        <w:t xml:space="preserve">Norrlandslav </w:t>
-      </w:r>
-      <w:r>
-        <w:t xml:space="preserve">indikerar söder om den naturliga norrlandsgränsen barrskogsbeklädda bergbranter eller andra ostörda skogsmiljöer med höga naturvärden. Norrlandslav är typisk art för </w:t>
-      </w:r>
-      <w:r>
-        <w:rPr>
-          <w:i/>
-        </w:rPr>
-        <w:t xml:space="preserve">9010 Taiga, 8110 Silikatrasmarker </w:t>
-      </w:r>
-      <w:r>
-        <w:t>och</w:t>
-      </w:r>
-      <w:r>
-        <w:rPr>
-          <w:i/>
-        </w:rPr>
-        <w:t xml:space="preserve"> 8120 Kalkrasmarker </w:t>
-      </w:r>
-      <w:r>
-        <w:t>(Nitare &amp; Skogsstyrelsen, 2000; SLU Artdatabanken, 2025).</w:t>
-      </w:r>
-    </w:p>
-    <w:p>
-      <w:r>
-        <w:rPr>
-          <w:b/>
-        </w:rPr>
-        <w:t>Plattlummer (§9)</w:t>
-      </w:r>
-      <w:r>
-        <w:t xml:space="preserve"> växer främst i ljusöppna sandtallskogar eller annan gles, torr och brandpräglad hedbarrskog. Den är mest frekvent i olika typer av naturskogar och kontinuitetsskogar och missgynnas markant av slutavverkning och maskinell markberedning. Söder ut i landet förekommer de närstående arterna cypresslummer (EN, §8) och mellanlummer (NT, §9), vilka båda omfattas av EU:s art- och habitatdirektiv. Plattlummer är typisk art för </w:t>
-      </w:r>
-      <w:r>
-        <w:rPr>
-          <w:i/>
-        </w:rPr>
-        <w:t xml:space="preserve">9010 Taiga </w:t>
-      </w:r>
-      <w:r>
-        <w:t>och</w:t>
-      </w:r>
-      <w:r>
-        <w:rPr>
-          <w:i/>
-        </w:rPr>
-        <w:t xml:space="preserve"> 2320 Rissandhedar </w:t>
-      </w:r>
-      <w:r>
-        <w:t>(Nitare &amp; Skogsstyrelsen, 2019; SLU Artdatabanken, 2026).</w:t>
-      </w:r>
-    </w:p>
-    <w:p>
-      <w:r>
-        <w:rPr>
-          <w:b/>
-        </w:rPr>
-        <w:t xml:space="preserve">Skinnlav </w:t>
-      </w:r>
-      <w:r>
-        <w:t xml:space="preserve">förekommer på diverse lövträd, främst på gammal asp och sälg. Den påträffas främst i områden med lång kontinuitet av grova lövträd och signalerar skogsmark med höga naturvärden. På lokalerna förekommer som regel ett flertal andra ovanliga eller rödlistade lavar. I likhet med gelélavarna, etablerar sig skinnlaven i skogsmark på grova aspar i sena lövsuccessioner. Skinnlav är typisk art för </w:t>
-      </w:r>
-      <w:r>
-        <w:rPr>
-          <w:i/>
-        </w:rPr>
-        <w:t xml:space="preserve">9010 Taiga, 9020 Nordlig ädellövskog </w:t>
-      </w:r>
-      <w:r>
-        <w:t xml:space="preserve">och </w:t>
-      </w:r>
-      <w:r>
-        <w:rPr>
-          <w:i/>
-        </w:rPr>
-        <w:t xml:space="preserve">9070 Trädklädd betesmark </w:t>
-      </w:r>
-      <w:r>
-        <w:t>(Nitare &amp; Skogsstyrelsen, 2019; SLU Artdatabanken, 2025).</w:t>
-      </w:r>
-    </w:p>
-    <w:p>
-      <w:r>
-        <w:rPr>
-          <w:b/>
-        </w:rPr>
-        <w:t>Spindelblomster (§8)</w:t>
-      </w:r>
-      <w:r>
-        <w:t xml:space="preserve"> växer i äldre mossrik granskog eller barrblandskog, men även i fjällbjörkskog. Arten indikerar långvarig trädkontinuitet och hög luftfuktighet och är mycket känslig för uttorkning och markskador. Spindelblomster har i många trakter minskat starkt under senare tid på grund av slutavverkningar och skogsmarksdikning. Spindelblomster är typisk art för </w:t>
-      </w:r>
-      <w:r>
-        <w:rPr>
-          <w:i/>
-        </w:rPr>
-        <w:t xml:space="preserve">9010 Taiga, 9050 Näringsrik granskog </w:t>
-      </w:r>
-      <w:r>
-        <w:t>och</w:t>
-      </w:r>
-      <w:r>
-        <w:rPr>
-          <w:i/>
-        </w:rPr>
-        <w:t xml:space="preserve"> 9040 Fjällbjörkskog</w:t>
-      </w:r>
-      <w:r>
-        <w:t xml:space="preserve"> (Nitare &amp; Skogsstyrelsen, 2019; SLU Artdatabanken, 2025).</w:t>
-      </w:r>
-    </w:p>
-    <w:p>
-      <w:r>
-        <w:rPr>
-          <w:b/>
-        </w:rPr>
-        <w:t>Stuplav</w:t>
-      </w:r>
-      <w:r>
-        <w:t xml:space="preserve"> är en mycket bra signalart i hela sitt utbredningsområde och förekommer nästan enbart i skogsmiljöer med höga naturvärden. Den indikerar långvarig förekomst av gamla lövträd och miljöer med konstant hög luftfuktighet. I skogar med suboceaniskt klimat finns det en mycket sällsynt parasit, njurlavsknapp </w:t>
-      </w:r>
-      <w:r>
-        <w:rPr>
-          <w:i/>
-        </w:rPr>
-        <w:t>Pletocarpon nephromeum</w:t>
-      </w:r>
-      <w:r>
-        <w:t xml:space="preserve"> (EN), som växer på stuplav. Ytterligare tre sällsynta lavparasiter, </w:t>
-      </w:r>
-      <w:r>
-        <w:rPr>
-          <w:i/>
-        </w:rPr>
-        <w:t>Protounguicularia nephromatis</w:t>
-      </w:r>
-      <w:r>
-        <w:t xml:space="preserve"> (VU), </w:t>
-      </w:r>
-      <w:r>
-        <w:rPr>
-          <w:i/>
-        </w:rPr>
-        <w:t>Refractohilum galligenum</w:t>
-      </w:r>
-      <w:r>
-        <w:t xml:space="preserve"> (NT) och </w:t>
-      </w:r>
-      <w:r>
-        <w:rPr>
-          <w:i/>
-        </w:rPr>
-        <w:t>Roselliniella nephromatis</w:t>
-      </w:r>
-      <w:r>
-        <w:t xml:space="preserve"> (DD), kan också påträffas på stuplav. Stuplav är typisk art för </w:t>
-      </w:r>
-      <w:r>
-        <w:rPr>
-          <w:i/>
-        </w:rPr>
-        <w:t>9010 Taiga</w:t>
-      </w:r>
-      <w:r>
-        <w:t xml:space="preserve"> (SLU Artdatabanken, 2026; Nitare &amp; Skogsstyrelsen, 2019).</w:t>
-      </w:r>
-    </w:p>
-    <w:p>
-      <w:r>
-        <w:rPr>
-          <w:b/>
-        </w:rPr>
-        <w:t xml:space="preserve">Vedticka </w:t>
-      </w:r>
-      <w:r>
-        <w:t xml:space="preserve">är en bra signalart söder om den naturliga norrlandsgränsen. Den är huvudsakligen knuten till äldre barrskogar där det föreligger långvarig kontinuitet av död barrved. Vedticka är typisk art för </w:t>
-      </w:r>
-      <w:r>
-        <w:rPr>
-          <w:i/>
-        </w:rPr>
-        <w:t xml:space="preserve">9010 Taiga </w:t>
-      </w:r>
-      <w:r>
-        <w:t>(Nitare &amp; Skogsstyrelsen, 2019; SLU Artdatabanken, 2025).</w:t>
-      </w:r>
-    </w:p>
-    <w:p>
-      <w:r>
-        <w:rPr>
-          <w:b/>
-        </w:rPr>
-        <w:t xml:space="preserve">Ögonpyrola </w:t>
-      </w:r>
-      <w:r>
-        <w:t xml:space="preserve">är normalt en bra signalart som visar på områden med höga naturvärden och stabila förhållanden, särskilt inom näringsfattiga trakter. Växten är mycket känslig för markskador och försvinner snabbt efter slutavverkning. Den hotas också av skogsgödsling och markavvattning. Ögonpyrola är typisk art för </w:t>
-      </w:r>
-      <w:r>
-        <w:rPr>
-          <w:i/>
-        </w:rPr>
-        <w:t>9010 Taiga</w:t>
-      </w:r>
-      <w:r>
-        <w:t xml:space="preserve"> och</w:t>
-      </w:r>
-      <w:r>
-        <w:rPr>
-          <w:i/>
-        </w:rPr>
-        <w:t xml:space="preserve"> 9070 Trädklädd betesmark</w:t>
-      </w:r>
-      <w:r>
-        <w:t xml:space="preserve"> (Nitare &amp; Skogsstyrelsen, 2019; SLU Artdatabanken, 2024).</w:t>
-      </w:r>
-    </w:p>
-    <w:p>
-      <w:r>
-        <w:rPr>
-          <w:b/>
-        </w:rPr>
-        <w:t xml:space="preserve">Bergsslok </w:t>
-      </w:r>
-      <w:r>
-        <w:t xml:space="preserve">är typisk art för </w:t>
-      </w:r>
-      <w:r>
-        <w:rPr>
-          <w:i/>
-        </w:rPr>
-        <w:t>9190 Näringsfattig ekskog</w:t>
-      </w:r>
-      <w:r>
-        <w:t xml:space="preserve"> (SLU Artdatabanken, 2025).</w:t>
-      </w:r>
-    </w:p>
-    <w:p>
-      <w:r>
-        <w:rPr>
-          <w:b/>
-        </w:rPr>
-        <w:t xml:space="preserve">Linnea </w:t>
-      </w:r>
-      <w:r>
-        <w:t xml:space="preserve">är typisk art för </w:t>
-      </w:r>
-      <w:r>
-        <w:rPr>
-          <w:i/>
-        </w:rPr>
-        <w:t>9010 Taiga</w:t>
-      </w:r>
-      <w:r>
-        <w:t>. På linnea kan man hitta sporsäcksvampen linnealudd (SLU Artdatabanken, 2025).</w:t>
-      </w:r>
-    </w:p>
-    <w:p>
-      <w:r>
-        <w:rPr>
-          <w:b/>
-        </w:rPr>
-        <w:t>Spillkråka (§4)</w:t>
-      </w:r>
-      <w:r>
-        <w:t xml:space="preserve"> omfattas av bilaga 1 i EU:s fågeldirektiv och är typisk art för </w:t>
-      </w:r>
-      <w:r>
-        <w:rPr>
-          <w:i/>
-        </w:rPr>
-        <w:t xml:space="preserve">9010 Taiga </w:t>
-      </w:r>
-      <w:r>
-        <w:t>och</w:t>
-      </w:r>
-      <w:r>
-        <w:rPr>
-          <w:i/>
-        </w:rPr>
-        <w:t xml:space="preserve"> 9740 Skogsbevuxen myr</w:t>
-      </w:r>
-      <w:r>
-        <w:t>. Den behöver grova träd, främst tall, asp och bok som boträd. Skogsbruk med korta omloppstider och täta, homogena ungskogar utgör det största hotet. Spillkråka är en nyckelart i skogliga miljöer vars övergivna bohål utnyttjas av flera andra hålhäckande fågelarter och fladdermöss, däribland pärluggla (EN, §4), knipa (§4), salskrake (§4) och skogsduva (§4). Hökuggla (VU, §4) och slaguggla (§4) häckar ofta i högstubbar som brutits av i höjd med ett gammalt spillkråkebo (SLU Artdatabanken, 2026; Skogsstyrelsen, 2016).</w:t>
       </w:r>
     </w:p>
     <w:p>
@@ -1042,7 +530,7 @@
     </w:p>
     <w:p>
       <w:r>
-        <w:t>Följande typiska arter har sina livsmiljöer och växtplatser i den aktuella skogen: fläckporing (VU, T), garnlav (VU, T), gräddporing (VU, T), blå taggsvamp (NT, T), dropptaggsvamp (NT, T), dvärgbägarlav (NT, T), knottrig blåslav (NT, T), kolflarnlav (NT, T), lavskrika (NT, T, §4), rosenticka (NT, T), talltagel (NT, T), tretåig hackspett (NT, T, §4), vedskivlav (NT, T), bårdlav (S, T), korallblylav (S, T), luddlav (S, T), norrlandslav (S, T), plattlummer (S, T, §9), skinnlav (S, T), spindelblomster (S, T, §8), stuplav (S, T), vedticka (S, T), ögonpyrola (S, T), bergsslok (T), linnea (T), spillkråka (T, §4) och tjäder (T, §4).</w:t>
+        <w:t>Följande typiska arter har sina livsmiljöer och växtplatser i den aktuella skogen: fläckporing (VU, T), gräddporing (VU, T), dvärgbägarlav (NT, T), kolflarnlav (NT, T), vedskivlav (NT, T), bårdlav (S, T), luddlav (S, T), stuplav (S, T) och tjäder (T, §4).</w:t>
       </w:r>
     </w:p>
     <w:p>
@@ -1117,49 +605,27 @@
         <w:pStyle w:val="Heading1"/>
       </w:pPr>
       <w:r>
-        <w:t>Lavskrika – ekologi samt krav på livsmiljön</w:t>
+        <w:t>Talltita – ekologi samt krav på livsmiljön</w:t>
       </w:r>
     </w:p>
     <w:p>
       <w:r>
-        <w:t>Lavskrika är rödlistad som nära hotad (NT), fridlyst enligt 4 § artskyddsförordningen (2007:845) och ingår i förteckningen över prioriterade arter i Skogsstyrelsens föreskrifter och allmänna råd (SKSFS 2011:7) bilaga 4. Lavskrikan är en mycket stationär fågel, som häckar i äldre, slutna och hänglavsrika barrskogar. Nyckelfaktorer är flerskiktad skog med rik undervegetation samt riklig förekomst av hänglavar (SLU Artdatabanken, 2026).</w:t>
+        <w:t>Talltita är rödlistad som NT, fridlyst och prioriterad art i Skogsvårdslagen. Den omfattas av EU:s fågeldirektiv. Arten har minskat kraftigt de senaste 30 åren och minskningstakten innevarande 10-årsperiod beräknas till 20 (10–30) % (SLU Artdatabanken, 2022).</w:t>
       </w:r>
     </w:p>
     <w:p>
       <w:r>
-        <w:t xml:space="preserve">I Skogsstyrelsens vägledning för hänsyn till fåglar står bland annat att: </w:t>
-      </w:r>
-      <w:r>
-        <w:rPr>
-          <w:i/>
-        </w:rPr>
-        <w:t>“Reviren är livslånga med hemområden som varierar mellan 50 och 150 ha. Hemområdena har inga fasta gränser utan det handlar mera om de yttre gränserna för familjegruppernas rörelser. Lavskrikan undviker att förflytta sig över stora öppna områden och hemområdesstorleken är därför större i områden fragmenterade av hyggen och yngre skog än i områden med i sammanhängande äldre skog. Det finns studier som antyder att det inom ett revir bör finnas maximalt 15 % öppna ytor och ungskog. Inom ett revir av hög kvalitet finns det som regel ett eller flera kärnområden (1–20 ha) med relativt tät flerskiktad granskog.”</w:t>
-      </w:r>
-      <w:r>
-        <w:t xml:space="preserve"> Vidare att: </w:t>
-      </w:r>
-      <w:r>
-        <w:rPr>
-          <w:i/>
-        </w:rPr>
-        <w:t>“Arten missgynnas när flerskiktad skog omförs till enskiktade bestånd. Även skogsskötsel med återkommande röjning och hård gallring är starkt negativt. Lavskrikan har relativt stora hemområden och försvinner när den äldre skogen fragmenteras, särskilt allvarligt är när kärnområdena avverkas.”</w:t>
-      </w:r>
-      <w:r>
-        <w:t xml:space="preserve"> (Skogsstyrelsen 2016).</w:t>
+        <w:t>Talltita föredrar större sammanhängande barrskogar, och finns såväl i tallskog som granskog och i lövblandad barrskog. Skogens struktur är viktig och ska helst vara flerskiktad med riklig underväxt av mindre granar, björk och andra lövträd och buskar. Tillgång på murknande högstubbar är särskilt viktig, eftersom talltitan helst själv hackar ut sitt bohål (SLU Artdatabanken, 2022).</w:t>
       </w:r>
     </w:p>
     <w:p>
       <w:r>
-        <w:t xml:space="preserve">Populationen har minskat med 20 (10–30) % under de senaste 15 åren och minskningstakten bedöms vara nära gränsvärdet för sårbar (VU). Arten försvinner successivt framför allt vid dess utbredningsgränser och populationen har minskat kontinuerligt under 2000-talet. Lavskrika är typisk art för </w:t>
-      </w:r>
-      <w:r>
-        <w:rPr>
-          <w:i/>
-        </w:rPr>
-        <w:t>9010 Taiga</w:t>
-      </w:r>
-      <w:r>
-        <w:t xml:space="preserve"> (SLU Artdatabanken, 2026).</w:t>
+        <w:t>Det finns flera studier som visar att talltita är känslig för gallring och inte överlever när dess livsmiljö kalavverkas (Eggers and Low, 2014; Griesser et al., 2007; Klein, 2020). Talltitans revir är förhållandevis stora, 10–20 hektar och arten missgynnas när skogen fragmenteras. Kalavverkning av större delar av reviret innebär att det överges (Artdatabanken, 2021).</w:t>
+      </w:r>
+    </w:p>
+    <w:p>
+      <w:r>
+        <w:t>Talltitan är synnerligen trogen sitt revir så länge paret lever och biotopen förblir intakt. Paret stannar i sitt revir året om. En förlust av ett revir har därför en stor inverkan på den lokala populationen och trakthyggesbruket anses vara orsak till den svenska populationens kraftiga minskning. Talltiteparets revirtrohet innebär att närhelst under året man observerar en adult talltita så ingår denna plats i reviret (Siffczyk et al., 2003; Ekman, 1979).</w:t>
       </w:r>
     </w:p>
     <w:p>
@@ -1167,26 +633,82 @@
         <w:pStyle w:val="Heading2"/>
       </w:pPr>
       <w:r>
-        <w:t>Referenser – lavskrika</w:t>
+        <w:t>Referenser – talltita</w:t>
       </w:r>
     </w:p>
     <w:p>
       <w:r>
-        <w:t xml:space="preserve">Skogsstyrelsen, 2016. </w:t>
+        <w:t xml:space="preserve">Eggers, S., Low, M., 2014. </w:t>
       </w:r>
       <w:r>
         <w:rPr>
           <w:i/>
         </w:rPr>
-        <w:t xml:space="preserve">Vägledning för hänsyn till fåglar – lavskrika. </w:t>
-      </w:r>
-      <w:r>
-        <w:t>https://www.skogsstyrelsen.se/globalassets/lag-och-tillsyn/artskydd/vagledningar-for-hansyn-till-faglar/lavskrika-vagledning-hansyn.pdf</w:t>
+        <w:t xml:space="preserve">Differential demographic responses of sympatric Parids to vegetation management in boreal forest. </w:t>
+      </w:r>
+      <w:r>
+        <w:t>For. Ecol. Manage. 319, 169–175.</w:t>
       </w:r>
     </w:p>
     <w:p>
       <w:r>
-        <w:t xml:space="preserve">SLU Artdatabanken, 2026. </w:t>
+        <w:t xml:space="preserve">Ekman, J., 1979. </w:t>
+      </w:r>
+      <w:r>
+        <w:rPr>
+          <w:i/>
+        </w:rPr>
+        <w:t xml:space="preserve">Coherence, composition and territories of winter social groups of the Willow Tit Parus montanus and the Crested Tit P. cristatus. </w:t>
+      </w:r>
+      <w:r>
+        <w:t>Ornis Scandinavica, 10, pp 56–68</w:t>
+      </w:r>
+    </w:p>
+    <w:p>
+      <w:r>
+        <w:t xml:space="preserve">Griesser, M., Nystrand, M., Eggers, S., Ekman, J., 2007. </w:t>
+      </w:r>
+      <w:r>
+        <w:rPr>
+          <w:i/>
+        </w:rPr>
+        <w:t xml:space="preserve">Impact of forestry practices on fitness correlates and population productivity in an open-nesting bird species. </w:t>
+      </w:r>
+      <w:r>
+        <w:t>Conserv. Biol. 21, 767–774. https://doi.org/10.1111/j.1523- 1739.2007.00675.x</w:t>
+      </w:r>
+    </w:p>
+    <w:p>
+      <w:r>
+        <w:t xml:space="preserve">Klein, J., 2020. </w:t>
+      </w:r>
+      <w:r>
+        <w:rPr>
+          <w:i/>
+        </w:rPr>
+        <w:t xml:space="preserve">The forgotten forest – On thinning, retention, and biodiversity in the boreal forest. </w:t>
+      </w:r>
+      <w:r>
+        <w:t>Doctoral Thesis No. 2020:50</w:t>
+      </w:r>
+    </w:p>
+    <w:p>
+      <w:r>
+        <w:t xml:space="preserve">Siffczyk, C., Brotons, L., Kangas, K., Orell, M., 2003. </w:t>
+      </w:r>
+      <w:r>
+        <w:rPr>
+          <w:i/>
+        </w:rPr>
+        <w:t xml:space="preserve">Home range size of willow tits. </w:t>
+      </w:r>
+      <w:r>
+        <w:t>Oecologica, 136, 635–642 (2003)</w:t>
+      </w:r>
+    </w:p>
+    <w:p>
+      <w:r>
+        <w:t xml:space="preserve">SLU Artdatabanken, 2021. </w:t>
       </w:r>
       <w:r>
         <w:rPr>
@@ -1196,399 +718,6 @@
       </w:r>
       <w:r>
         <w:t>SLU Artdatabanken, Uppsala</w:t>
-      </w:r>
-    </w:p>
-    <w:p>
-      <w:pPr>
-        <w:pStyle w:val="Heading1"/>
-      </w:pPr>
-      <w:r>
-        <w:t>Talltita – ekologi samt krav på livsmiljön</w:t>
-      </w:r>
-    </w:p>
-    <w:p>
-      <w:r>
-        <w:t>Talltita är rödlistad som NT, fridlyst och prioriterad art i Skogsvårdslagen. Den omfattas av EU:s fågeldirektiv. Arten har minskat kraftigt de senaste 30 åren och minskningstakten innevarande 10-årsperiod beräknas till 20 (10–30) % (SLU Artdatabanken, 2022).</w:t>
-      </w:r>
-    </w:p>
-    <w:p>
-      <w:r>
-        <w:t>Talltita föredrar större sammanhängande barrskogar, och finns såväl i tallskog som granskog och i lövblandad barrskog. Skogens struktur är viktig och ska helst vara flerskiktad med riklig underväxt av mindre granar, björk och andra lövträd och buskar. Tillgång på murknande högstubbar är särskilt viktig, eftersom talltitan helst själv hackar ut sitt bohål (SLU Artdatabanken, 2022).</w:t>
-      </w:r>
-    </w:p>
-    <w:p>
-      <w:r>
-        <w:t>Det finns flera studier som visar att talltita är känslig för gallring och inte överlever när dess livsmiljö kalavverkas (Eggers and Low, 2014; Griesser et al., 2007; Klein, 2020). Talltitans revir är förhållandevis stora, 10–20 hektar och arten missgynnas när skogen fragmenteras. Kalavverkning av större delar av reviret innebär att det överges (Artdatabanken, 2021).</w:t>
-      </w:r>
-    </w:p>
-    <w:p>
-      <w:r>
-        <w:t>Talltitan är synnerligen trogen sitt revir så länge paret lever och biotopen förblir intakt. Paret stannar i sitt revir året om. En förlust av ett revir har därför en stor inverkan på den lokala populationen och trakthyggesbruket anses vara orsak till den svenska populationens kraftiga minskning. Talltiteparets revirtrohet innebär att närhelst under året man observerar en adult talltita så ingår denna plats i reviret (Siffczyk et al., 2003; Ekman, 1979).</w:t>
-      </w:r>
-    </w:p>
-    <w:p>
-      <w:pPr>
-        <w:pStyle w:val="Heading2"/>
-      </w:pPr>
-      <w:r>
-        <w:t>Referenser – talltita</w:t>
-      </w:r>
-    </w:p>
-    <w:p>
-      <w:r>
-        <w:t xml:space="preserve">Eggers, S., Low, M., 2014. </w:t>
-      </w:r>
-      <w:r>
-        <w:rPr>
-          <w:i/>
-        </w:rPr>
-        <w:t xml:space="preserve">Differential demographic responses of sympatric Parids to vegetation management in boreal forest. </w:t>
-      </w:r>
-      <w:r>
-        <w:t>For. Ecol. Manage. 319, 169–175.</w:t>
-      </w:r>
-    </w:p>
-    <w:p>
-      <w:r>
-        <w:t xml:space="preserve">Ekman, J., 1979. </w:t>
-      </w:r>
-      <w:r>
-        <w:rPr>
-          <w:i/>
-        </w:rPr>
-        <w:t xml:space="preserve">Coherence, composition and territories of winter social groups of the Willow Tit Parus montanus and the Crested Tit P. cristatus. </w:t>
-      </w:r>
-      <w:r>
-        <w:t>Ornis Scandinavica, 10, pp 56–68</w:t>
-      </w:r>
-    </w:p>
-    <w:p>
-      <w:r>
-        <w:t xml:space="preserve">Griesser, M., Nystrand, M., Eggers, S., Ekman, J., 2007. </w:t>
-      </w:r>
-      <w:r>
-        <w:rPr>
-          <w:i/>
-        </w:rPr>
-        <w:t xml:space="preserve">Impact of forestry practices on fitness correlates and population productivity in an open-nesting bird species. </w:t>
-      </w:r>
-      <w:r>
-        <w:t>Conserv. Biol. 21, 767–774. https://doi.org/10.1111/j.1523- 1739.2007.00675.x</w:t>
-      </w:r>
-    </w:p>
-    <w:p>
-      <w:r>
-        <w:t xml:space="preserve">Klein, J., 2020. </w:t>
-      </w:r>
-      <w:r>
-        <w:rPr>
-          <w:i/>
-        </w:rPr>
-        <w:t xml:space="preserve">The forgotten forest – On thinning, retention, and biodiversity in the boreal forest. </w:t>
-      </w:r>
-      <w:r>
-        <w:t>Doctoral Thesis No. 2020:50</w:t>
-      </w:r>
-    </w:p>
-    <w:p>
-      <w:r>
-        <w:t xml:space="preserve">Siffczyk, C., Brotons, L., Kangas, K., Orell, M., 2003. </w:t>
-      </w:r>
-      <w:r>
-        <w:rPr>
-          <w:i/>
-        </w:rPr>
-        <w:t xml:space="preserve">Home range size of willow tits. </w:t>
-      </w:r>
-      <w:r>
-        <w:t>Oecologica, 136, 635–642 (2003)</w:t>
-      </w:r>
-    </w:p>
-    <w:p>
-      <w:r>
-        <w:t xml:space="preserve">SLU Artdatabanken, 2021. </w:t>
-      </w:r>
-      <w:r>
-        <w:rPr>
-          <w:i/>
-        </w:rPr>
-        <w:t xml:space="preserve">Artfaktablad. Naturvård – artfakta. </w:t>
-      </w:r>
-      <w:r>
-        <w:t>SLU Artdatabanken, Uppsala</w:t>
-      </w:r>
-    </w:p>
-    <w:p>
-      <w:pPr>
-        <w:pStyle w:val="Heading1"/>
-      </w:pPr>
-      <w:r>
-        <w:t>Tretåig hackspett – ekologi samt krav på livsmiljön</w:t>
-      </w:r>
-    </w:p>
-    <w:p>
-      <w:r>
-        <w:t xml:space="preserve">Tretåig hackspett (NT) är fridlyst enligt §4 Artskyddsförordningen och finns med som prioriterad art i Skogsstyrelsen vägledning för skogsbruket (bilaga 4 till SVL). I vägledningen står bland annat att: </w:t>
-      </w:r>
-      <w:r>
-        <w:rPr>
-          <w:i/>
-        </w:rPr>
-        <w:t xml:space="preserve">“Tretåig hackspett har stora arealkrav och höga krav på sin livsmiljö. Omdaningen av naturskogar till kulturskogar medför en förlust av viktiga miljöer, något som förstärks av ökad fragmentering till följd av avverkningar.” </w:t>
-      </w:r>
-      <w:r>
-        <w:t xml:space="preserve">Vidare att: </w:t>
-      </w:r>
-      <w:r>
-        <w:rPr>
-          <w:i/>
-        </w:rPr>
-        <w:t>“Områden med dokumenterad permanent förekomst i naturskogsmiljöer har vanligen så stora naturvärden att skogsbruk är olämpligt”</w:t>
-      </w:r>
-      <w:r>
-        <w:t xml:space="preserve"> (SLU Artdatabanken, 2024; Skogsstyrelsen, 2016)</w:t>
-      </w:r>
-      <w:r>
-        <w:rPr>
-          <w:i/>
-        </w:rPr>
-        <w:t>.</w:t>
-      </w:r>
-    </w:p>
-    <w:p>
-      <w:r>
-        <w:t>Tretåig hackspett är beroende av större sammanhängande naturskogar med kontinuerlig tillgång och nybildning av död ved och fragmentering av livsmiljöerna utgör ett stort hot mot arten (se exempelvis Stachura-Skierczynska et al., 2009; Wesolowski et al., 2005; Butler et al., 2004; Pakkala et al., 2002; Amcoff et al., 1996; Virkkala, 1991). Det finns studier som visar att naturskogens självgallringsprocess som den tretåiga hackspetten är beroende av, inte kan ersättas med efterlämnad hänsyn i skogsbruket (Imbeau &amp; Desrochers, 2002).</w:t>
-      </w:r>
-    </w:p>
-    <w:p>
-      <w:r>
-        <w:t>Permanenta revir av tretåig hackspett karaktäriseras ofta av artens typiska ringformigt ordnade hackmärken på framför allt gamla granar. För att säkerställa att inte revir av tretåig hackspett drabbas av avverkningsplanerna bör en inventering göras i området både under häckningstid och under vintern, då arten utnyttjar betydligt större områden än under sommarens häckningsrevir. Storleken på häckningsreviret varierar med skogstypen, förekomsten av död ved och graden av fragmentering, men är i allmänhet i storleksordningen 25–100 hektar (SLU Artdatabanken, 2024; Skogsstyrelsen, 2016).</w:t>
-      </w:r>
-    </w:p>
-    <w:p>
-      <w:r>
-        <w:t xml:space="preserve">Förutom fridlysning enligt §4 Artskyddsförordningen är tretåig hackspett även förtecknad i EU:s fågeldirektiv bilaga 1. Den är typisk art för </w:t>
-      </w:r>
-      <w:r>
-        <w:rPr>
-          <w:i/>
-        </w:rPr>
-        <w:t xml:space="preserve">9010 Taiga, 9740 Skogsbevuxen myr, 9030 Landhöjningsskog </w:t>
-      </w:r>
-      <w:r>
-        <w:t xml:space="preserve">och </w:t>
-      </w:r>
-      <w:r>
-        <w:rPr>
-          <w:i/>
-        </w:rPr>
-        <w:t>9040 Fjällbjörkskog</w:t>
-      </w:r>
-      <w:r>
-        <w:t xml:space="preserve"> samt ingår i Natura 2000 och är förtecknad i Bernkonventionen bilaga II (strikt skyddade djurarter) (SLU Artdatabanken, 2024; Skogsstyrelsen, 2016).</w:t>
-      </w:r>
-    </w:p>
-    <w:p>
-      <w:pPr>
-        <w:pStyle w:val="Heading2"/>
-      </w:pPr>
-      <w:r>
-        <w:t>Referenser – tretåig hackspett</w:t>
-      </w:r>
-    </w:p>
-    <w:p>
-      <w:r>
-        <w:t xml:space="preserve">Amcoff, M. &amp; Eriksson, P. 1996. </w:t>
-      </w:r>
-      <w:r>
-        <w:rPr>
-          <w:i/>
-        </w:rPr>
-        <w:t xml:space="preserve">Förekomst av tretåig hackspett Picoides tridactylus på bestånds- och landskapsnivå. </w:t>
-      </w:r>
-      <w:r>
-        <w:t>Ornis Svecica 6: 107–119.</w:t>
-      </w:r>
-    </w:p>
-    <w:p>
-      <w:r>
-        <w:t xml:space="preserve">Butler, R., Angelstam, P., Ekelund, P. &amp; Schlaeffer, R. 2004. </w:t>
-      </w:r>
-      <w:r>
-        <w:rPr>
-          <w:i/>
-        </w:rPr>
-        <w:t xml:space="preserve">Dead wood threshold values for the three-toed woodpecker presence in boreal and sub-Alpine forest. </w:t>
-      </w:r>
-      <w:r>
-        <w:t>Biological conservation 119(3): 305–318.</w:t>
-      </w:r>
-    </w:p>
-    <w:p>
-      <w:r>
-        <w:t xml:space="preserve">Imbeau, L. &amp; Desrochers, A. 2002. </w:t>
-      </w:r>
-      <w:r>
-        <w:rPr>
-          <w:i/>
-        </w:rPr>
-        <w:t xml:space="preserve">Foraging Ecology and Use of Drumming Trees by Three-Toed Woodpeckers. </w:t>
-      </w:r>
-      <w:r>
-        <w:t>The Journal of Wildlife Management. Vol. 66, No. 1 (Jan., 2002), pp. 222–231.</w:t>
-      </w:r>
-    </w:p>
-    <w:p>
-      <w:r>
-        <w:t xml:space="preserve">Pakkala, T., Hanski, I. &amp; Tomppo, E. 2002. </w:t>
-      </w:r>
-      <w:r>
-        <w:rPr>
-          <w:i/>
-        </w:rPr>
-        <w:t xml:space="preserve">Spatial ecology of the three-toed woodpecker in managed forest landscapes. </w:t>
-      </w:r>
-      <w:r>
-        <w:t>Silva Fennica 36(1): 279–288.</w:t>
-      </w:r>
-    </w:p>
-    <w:p>
-      <w:r>
-        <w:t xml:space="preserve">Skogsstyrelsen, 2016. </w:t>
-      </w:r>
-      <w:r>
-        <w:rPr>
-          <w:i/>
-        </w:rPr>
-        <w:t>Vägledning för hänsyn till fåglar – Tretåig hackspett.</w:t>
-      </w:r>
-    </w:p>
-    <w:p>
-      <w:r>
-        <w:t xml:space="preserve">SLU Artdatabanken, 2024. </w:t>
-      </w:r>
-      <w:r>
-        <w:rPr>
-          <w:i/>
-        </w:rPr>
-        <w:t xml:space="preserve">Artfaktablad. Naturvård – artfakta. </w:t>
-      </w:r>
-      <w:r>
-        <w:t>SLU Artdatabanken, Uppsala.</w:t>
-      </w:r>
-    </w:p>
-    <w:p>
-      <w:r>
-        <w:t xml:space="preserve">Stachura-Skierczynska, K., Tumiel, T. &amp; Skierczynski, M. 2009. </w:t>
-      </w:r>
-      <w:r>
-        <w:rPr>
-          <w:i/>
-        </w:rPr>
-        <w:t xml:space="preserve">Habitat prediction model for three-toed woodpecker and its implications for the conservation of biologically valuable forests. </w:t>
-      </w:r>
-      <w:r>
-        <w:t>Forest Ecology and Management 258(5): 697–703.</w:t>
-      </w:r>
-    </w:p>
-    <w:p>
-      <w:r>
-        <w:t xml:space="preserve">Virkkala, R. 1991. </w:t>
-      </w:r>
-      <w:r>
-        <w:rPr>
-          <w:i/>
-        </w:rPr>
-        <w:t xml:space="preserve">Population trends of forest birds in a Finnish Lapland landscape of large habitat blocks – Consequences of stochastic environmental variation or regional habitat alteration. </w:t>
-      </w:r>
-      <w:r>
-        <w:t>Biological conservation 56(2): 223–240.</w:t>
-      </w:r>
-    </w:p>
-    <w:p>
-      <w:r>
-        <w:t xml:space="preserve">Wesolowski, T., Czeszczewik, D. &amp; Rowinski, P. 2005. </w:t>
-      </w:r>
-      <w:r>
-        <w:rPr>
-          <w:i/>
-        </w:rPr>
-        <w:t xml:space="preserve">Effects of forest management on Three-toed Woodpecker Picoides tridactylus distribution in the Bialowieza Forest (NE Poland): conservation implications. </w:t>
-      </w:r>
-      <w:r>
-        <w:t>Acta Ornithologica 40(1): 53–60.</w:t>
-      </w:r>
-    </w:p>
-    <w:p>
-      <w:pPr>
-        <w:pStyle w:val="Heading1"/>
-      </w:pPr>
-      <w:r>
-        <w:t>Spillkråka – ekologi samt krav på livsmiljön</w:t>
-      </w:r>
-    </w:p>
-    <w:p>
-      <w:r>
-        <w:t xml:space="preserve">Spillkråka (§4) ingår i bilaga 1 EU:s fågeldirektiv och är typisk art för </w:t>
-      </w:r>
-      <w:r>
-        <w:rPr>
-          <w:i/>
-        </w:rPr>
-        <w:t xml:space="preserve">9010 Taiga </w:t>
-      </w:r>
-      <w:r>
-        <w:t>och</w:t>
-      </w:r>
-      <w:r>
-        <w:rPr>
-          <w:i/>
-        </w:rPr>
-        <w:t xml:space="preserve"> 9740 Skogsbevuxen myr</w:t>
-      </w:r>
-      <w:r>
-        <w:t>. Den lever i både barr- och blandskog liksom i ren lövskog. De tätaste populationerna tenderar att finnas i äldre, variationsrik blandskog med gott om död ved och gamla träd. Varje par utnyttjar 400–1000 hektar skog beroende på skogens kvalitet. Skogsbruk med korta omloppstider och täta, homogena ungskogar utgör det största hotet (SLU Artdatabanken, 2026).</w:t>
-      </w:r>
-    </w:p>
-    <w:p>
-      <w:r>
-        <w:t>Spillkråka är en nyckelart i skogliga miljöer vars övergivna bohål utnyttjas av flera andra hålhäckande fågelarter och fladdermöss, däribland pärluggla (EN, §4), knipa (§4), salskrake (§4) och skogsduva (§4). Hökuggla (VU, §4) och slaguggla (§4) häckar ofta i högstubbar som brutits av i höjd med ett gammalt spillkråkebo (Skogsstyrelsen, 2016).</w:t>
-      </w:r>
-    </w:p>
-    <w:p>
-      <w:pPr>
-        <w:pStyle w:val="Heading2"/>
-      </w:pPr>
-      <w:r>
-        <w:t>Referenser – spillkråka</w:t>
-      </w:r>
-    </w:p>
-    <w:p>
-      <w:r>
-        <w:t xml:space="preserve">Skogsstyrelsen, 2016. </w:t>
-      </w:r>
-      <w:r>
-        <w:rPr>
-          <w:i/>
-        </w:rPr>
-        <w:t xml:space="preserve">Vägledning för hänsyn till spillkråka. </w:t>
-      </w:r>
-      <w:r>
-        <w:t>Vägledningar och kunskapsstöd artskydd – Skogsstyrelsen.</w:t>
-      </w:r>
-    </w:p>
-    <w:p>
-      <w:r>
-        <w:t xml:space="preserve">SLU Artdatabanken, 2026. </w:t>
-      </w:r>
-      <w:r>
-        <w:rPr>
-          <w:i/>
-        </w:rPr>
-        <w:t xml:space="preserve">Artfaktablad. Naturvård – artfakta. </w:t>
-      </w:r>
-      <w:r>
-        <w:t>SLU Artdatabanken, Uppsala.</w:t>
       </w:r>
     </w:p>
     <w:p>

--- a/tillsyn/Gålggåmisvárre tillsynsbegäran.docx
+++ b/tillsyn/Gålggåmisvárre tillsynsbegäran.docx
@@ -60,7 +60,7 @@
         <w:spacing w:after="240"/>
       </w:pPr>
       <w:r>
-        <w:t>Figur 1. Fyndplatser för naturvårdsarter i och inom 4 meter från området. Markörer utan svart kant är placerade på fyndplatsen. Markörer med svart kant är placerade vid sidan av fyndplatsen har ett svart streck som visar fyndplatsens exakta position. Kartans mittpunktskoordinat är N 7332685, E 626023 i SWEREF 99 TM.</w:t>
+        <w:t>Figur 1. Fyndplatser för naturvårdsarter i och inom 4 meter från området. Markörer utan svart kant är placerade på fyndplatsen. Markörer med svart kant är placerade vid sidan av fyndplatsen och har ett svart streck som visar fyndplatsens exakta position. Kartans mittpunktskoordinat är N 7332685, E 626023 i SWEREF 99 TM.</w:t>
       </w:r>
     </w:p>
     <w:p>

--- a/tillsyn/Gålggåmisvárre tillsynsbegäran.docx
+++ b/tillsyn/Gålggåmisvárre tillsynsbegäran.docx
@@ -1165,7 +1165,7 @@
     <w:r>
       <w:tab/>
       <w:tab/>
-      <w:t>2026-08-14</w:t>
+      <w:t>2026-08-15</w:t>
       <w:br/>
       <w:br/>
     </w:r>

--- a/tillsyn/Gålggåmisvárre tillsynsbegäran.docx
+++ b/tillsyn/Gålggåmisvárre tillsynsbegäran.docx
@@ -22,7 +22,7 @@
       <w:r>
         <w:drawing>
           <wp:inline xmlns:a="http://schemas.openxmlformats.org/drawingml/2006/main" xmlns:pic="http://schemas.openxmlformats.org/drawingml/2006/picture">
-            <wp:extent cx="5486400" cy="4670984"/>
+            <wp:extent cx="5486400" cy="4720475"/>
             <wp:docPr id="1" name="Picture 1"/>
             <wp:cNvGraphicFramePr>
               <a:graphicFrameLocks noChangeAspect="1"/>
@@ -43,7 +43,7 @@
                   <pic:spPr>
                     <a:xfrm>
                       <a:off x="0" y="0"/>
-                      <a:ext cx="5486400" cy="4670984"/>
+                      <a:ext cx="5486400" cy="4720475"/>
                     </a:xfrm>
                     <a:prstGeom prst="rect"/>
                   </pic:spPr>
@@ -60,12 +60,12 @@
         <w:spacing w:after="240"/>
       </w:pPr>
       <w:r>
-        <w:t>Figur 1. Fyndplatser för naturvårdsarter i och inom 4 meter från området. Markörer utan svart kant är placerade på fyndplatsen. Markörer med svart kant är placerade vid sidan av fyndplatsen och har ett svart streck som visar fyndplatsens exakta position. Kartans mittpunktskoordinat är N 7332685, E 626023 i SWEREF 99 TM.</w:t>
-      </w:r>
-    </w:p>
-    <w:p>
-      <w:r>
-        <w:t>I och inom 4 meter från området finns fynd av 19 naturvårdsarter, varav 15 är rödlistade, 2 är fridlysta, 9 är typiska (T) och 3 är signalarter (S): fläckporing (VU, T), gräddporing (VU, T), smalfotad taggsvamp (VU), torrmusseron (VU), blanksvart spiklav (NT), blågrå svartspik (NT), dvärgbägarlav (NT, T), kolflarnlav (NT, T), mörk kolflarnlav (NT), nordtagging (NT), talltita (NT, §4), vaddporing (NT), vedflamlav (NT), vedskivlav (NT, T), vitplätt (NT), bårdlav (S, T), luddlav (S, T), stuplav (S, T) och tjäder (T, §4). Se Figur 1.</w:t>
+        <w:t>Figur 1. Fyndplatser för naturvårdsarter i och inom 23 meter från området. Markörer utan svart kant är placerade på fyndplatsen. Markörer med svart kant är placerade vid sidan av fyndplatsen och har ett svart streck som visar fyndplatsens exakta position. Kartans mittpunktskoordinat är N 7332685, E 626023 i SWEREF 99 TM.</w:t>
+      </w:r>
+    </w:p>
+    <w:p>
+      <w:r>
+        <w:t>I och inom 23 meter från området finns fynd av 44 naturvårdsarter, varav 27 är rödlistade, 9 är fridlysta, 27 är typiska (T) och 11 är signalarter (S): fläckporing (VU, T), garnlav (VU, T), gräddporing (VU, T), laxgröppa (VU), smalfotad taggsvamp (VU), torrmusseron (VU), blanksvart spiklav (NT), blå taggsvamp (NT, T), blågrå svartspik (NT), dropptaggsvamp (NT, T), dvärgbägarlav (NT, T), knottrig blåslav (NT, T), kolflarnlav (NT, T), kortskaftad ärgspik (NT), lavskrika (NT, T, §4), mörk kolflarnlav (NT), nordtagging (NT), Phellodon aquiloniniger (NT), rosenticka (NT, T), talltagel (NT, T), talltita (NT, §4), tretåig hackspett (NT, T, §4), vaddporing (NT), vedflamlav (NT), vedskivlav (NT, T), vitplätt (NT), älg (NT), björksplintborre (S), bårdlav (S, T), korallblylav (S, T), luddlav (S, T), norrlandslav (S, T), plattlummer (S, T, §9), skinnlav (S, T), spindelblomster (S, T, §8), stuplav (S, T), vedticka (S, T), ögonpyrola (S, T), bergsslok (T), linnea (T), spillkråka (T, §4), tjäder (T, §4), orre (§4) och revlummer (§9). Se Figur 1.</w:t>
       </w:r>
     </w:p>
     <w:p>
@@ -129,6 +129,35 @@
         <w:rPr>
           <w:b/>
         </w:rPr>
+        <w:t>Garnlav (VU)</w:t>
+      </w:r>
+      <w:r>
+        <w:t xml:space="preserve"> är en utpräglad barrskogsart som ibland kan drapera träden i norrländska grannaturskogar med hög luftfuktighet. Den förekommer även i talldominerade bestånd där den, förutom i trädens grenverk, påträffas hängande över ojämnheter i tallbarken. Arten har minskat starkt i södra och mellersta Sverige och den minskar även i sitt nordliga utbredningsområde. Minskningstakten uppgår till 30 (20–50) % inom 50 år och överstiger gränsvärdet för Sårbar (VU). Orsaken till tillbakagången beror främst på slutavverkningar av naturskogsartade skogar. Bestånd med riklig förekomst bör regelmässigt sparas, vilket även gynnar flera andra sällsynta och rödlistade arter. Garnlav är värdväxt för den mycket sällsynta och akut hotade fjärilen barrskogslavfly (CR) som hör hemma i boreala barrskogar med riklig förekomst av värdväxten. Tidigare kunde arten konstateras årligen på flera platser vid Dala-Floda i Dalarna innan lokalerna kalavverkades. Senaste fyndet i landet av barrskogslavfly är från år 2000 då den påträffades vid Högberget i Sollefteå kommun. Garnlav är typisk art för </w:t>
+      </w:r>
+      <w:r>
+        <w:rPr>
+          <w:i/>
+        </w:rPr>
+        <w:t xml:space="preserve">9010 Taiga </w:t>
+      </w:r>
+      <w:r>
+        <w:t>och</w:t>
+      </w:r>
+      <w:r>
+        <w:rPr>
+          <w:i/>
+        </w:rPr>
+        <w:t xml:space="preserve"> 9070 Trädklädd betesmark</w:t>
+      </w:r>
+      <w:r>
+        <w:t xml:space="preserve"> (SLU Artdatabanken, 2026).</w:t>
+      </w:r>
+    </w:p>
+    <w:p>
+      <w:r>
+        <w:rPr>
+          <w:b/>
+        </w:rPr>
         <w:t>Gräddporing (VU)</w:t>
       </w:r>
       <w:r>
@@ -149,6 +178,17 @@
         <w:rPr>
           <w:b/>
         </w:rPr>
+        <w:t>Laxgröppa (VU)</w:t>
+      </w:r>
+      <w:r>
+        <w:t xml:space="preserve"> är en riktig urskogssvamp som påträffas på grova, starkt murkna, ofta brandskadade liggande stammar av tall, sällan gran i gammal barrskog. Arten missgynnas av skogsbruk och merparten av lokalerna bör skyddas (SLU Artdatabanken, 2024).</w:t>
+      </w:r>
+    </w:p>
+    <w:p>
+      <w:r>
+        <w:rPr>
+          <w:b/>
+        </w:rPr>
         <w:t>Smalfotad taggsvamp (VU)</w:t>
       </w:r>
       <w:r>
@@ -182,10 +222,50 @@
         <w:rPr>
           <w:b/>
         </w:rPr>
+        <w:t xml:space="preserve">Blå taggsvamp (NT) </w:t>
+      </w:r>
+      <w:r>
+        <w:t xml:space="preserve">är en karaktärsart i såväl örtrika kalkbarrskogar som i torra sandtallskogar där det föreligger gammal skog med långvarig trädkontinuitet. Är sällsynt och mycket kravfull i södra och mellersta Sverige. Den hotas främst av skogsavverkning och tycks försvinna efter slutavverkning, markberedning och plantering. I kalkgranskogar verkar arten vara mycket känslig. Granskogar med arten bör formellt skydddas. Blå taggsvamp (NT) är typisk art för </w:t>
+      </w:r>
+      <w:r>
+        <w:rPr>
+          <w:i/>
+        </w:rPr>
+        <w:t>9010 Taiga</w:t>
+      </w:r>
+      <w:r>
+        <w:t xml:space="preserve"> (SLU Artdatabanken, 2024; Nitare &amp; Skogsstyrelsen, 2019).</w:t>
+      </w:r>
+    </w:p>
+    <w:p>
+      <w:r>
+        <w:rPr>
+          <w:b/>
+        </w:rPr>
         <w:t>Blågrå svartspik (NT)</w:t>
       </w:r>
       <w:r>
         <w:t xml:space="preserve"> växer på torr, hård ved av gamla, solbelysta torrakor, högstubbar av tall och grova döda grenar på levande tallar i öppna bestånd av naturskogskaraktär. Nästan alltid rör det sig om tjärrika torrträd och högstubbar (töreved, keloträd) som kan vara en bra bit över hundra år, i vissa fall sannolikt hundratals år gamla. Skogsbruk är idag det allvarligaste hotet. Ett långsiktigt hot är att nybildningen av gamla torrakor och högstubbar är en långsam process vilken ofta är beroende av skogsbrand. Nytt substrat bildas numera sannolikt nästan inte alls då antalet naturliga skogsbränder har minskat drastiskt på grund av effektivare brandbekämpning. Döda träd som lämnas efter avverkning är inte lämpliga för arten, eftersom dessa träd inte varit utsatta för skogsbrand och bildat tjärrik ved. Skogsbruksåtgärder på eller i närheten av växtplatserna bör undvikas. Naturskogsartade skogar med förekomst av arten indikerar höga biologiska värden och bör bevaras. Blågrå svartspik har en mycket begränsad utbredning utanför de nordiska länderna varför dessa länder har ett speciellt ansvar för arten (SLU Artdatabanken, 2024).</w:t>
+      </w:r>
+    </w:p>
+    <w:p>
+      <w:r>
+        <w:rPr>
+          <w:b/>
+        </w:rPr>
+        <w:t>Dropptaggsvamp (NT)</w:t>
+      </w:r>
+      <w:r>
+        <w:t xml:space="preserve"> bildar mykorrhiza med tall, främst i barrskog med trädkontinuitet, i magra, torra och ljusöppna lavtallskogar och i barrblandskogar med friskmossor och lingon i fältskiktet. Den totala populationen i landet har minskat och bedöms fortsätta minska till följd av slutavverkningar av tallskog. Det är högst oklart om arten långsiktigt kan etablera och reproducera sig i skogsbestånd som brukas med trakthyggesmetoder, markberedning, gödsling eller föryngring med förädlat plantmaterial. Uppfyller kriterierna för att bli rödlistad på grund av ny kunskap som visar att en större andel av populationen än tidigare bedömt är knuten till kontinuitetsbarrskog. Minskningstakten för den svenska populationen bedöms vara nära gränsvärdet för Sårbar (VU). Dropptaggsvamp är typisk art för </w:t>
+      </w:r>
+      <w:r>
+        <w:rPr>
+          <w:i/>
+        </w:rPr>
+        <w:t xml:space="preserve">9010 Taiga </w:t>
+      </w:r>
+      <w:r>
+        <w:t>(SLU Artdatabanken, 2026).</w:t>
       </w:r>
     </w:p>
     <w:p>
@@ -213,6 +293,37 @@
         <w:rPr>
           <w:b/>
         </w:rPr>
+        <w:t>Knottrig blåslav (NT)</w:t>
+      </w:r>
+      <w:r>
+        <w:t xml:space="preserve"> har sin huvudutbredning i gamla granskogar i det övre barrskogsbältet mot fjällen. Den signalerar alltid höga naturvärden och växer i skogar med lång kontinuitet, mest i opåverkade naturskogsbestånd. Arten överlever inte en slutavverkning (inklusive hänsyn) och den finns idag enbart i kontinuitetsskog. Lavens fortsatta förekomst bör säkerställas genom att lokaler med äldre barrskog skyddas. Knottrig blåslav är typisk art för </w:t>
+      </w:r>
+      <w:r>
+        <w:rPr>
+          <w:i/>
+        </w:rPr>
+        <w:t xml:space="preserve">9010 Taiga </w:t>
+      </w:r>
+      <w:r>
+        <w:t>och</w:t>
+      </w:r>
+      <w:r>
+        <w:rPr>
+          <w:i/>
+        </w:rPr>
+        <w:t xml:space="preserve"> 9040 Fjällbjörkskog</w:t>
+      </w:r>
+    </w:p>
+    <w:p>
+      <w:r>
+        <w:t>(SLU Artdatabanken, 2024; Nitare &amp; Skogsstyrelsen, 2019).</w:t>
+      </w:r>
+    </w:p>
+    <w:p>
+      <w:r>
+        <w:rPr>
+          <w:b/>
+        </w:rPr>
         <w:t>Kolflarnlav (NT)</w:t>
       </w:r>
       <w:r>
@@ -233,6 +344,37 @@
         <w:rPr>
           <w:b/>
         </w:rPr>
+        <w:t>Kortskaftad ärgspik (NT)</w:t>
+      </w:r>
+      <w:r>
+        <w:t xml:space="preserve"> förekommer i barrträdsdominerade skogar och växer nästan uteslutande på tallved. Den föredrar gamla högstubbar i fuktig och halvöppen miljö, t.ex. i myrkanter, sumpskog och brandpräglad skog. Arten indikerar kontinuerlig tillgång till gamla högstubbar i kombination med hög och jämn luftfuktighet. Skogsbruk på lokaler med kortskaftad ärgspik utgör ett hot. På lång sikt bildas färre lämpliga substrat än vad som försvinner. Avverkning av barrträdsdominerade bestånd av naturskogskaraktär utgör ett långsiktigt hot. Naturskogsartade bestånd med riklig förekomst av gamla och grova tallhögstubbar bör undantas från skogsbruk (SLU Artdatabanken, 2024).</w:t>
+      </w:r>
+    </w:p>
+    <w:p>
+      <w:r>
+        <w:rPr>
+          <w:b/>
+        </w:rPr>
+        <w:t>Lavskrika (NT, §4)</w:t>
+      </w:r>
+      <w:r>
+        <w:t xml:space="preserve"> är rödlistad som nära hotad och fridlyst enligt 4§ artskyddsförordningen. Den har minskat med 20 (10–30) % under de senaste 15 åren och minskningstakten bedöms vara nära gränsvärdet för sårbar (VU). Lavskrikan är en mycket stationär fågel, som häckar i äldre, slutna och hänglavsrika barrskogar. Nyckelfaktorer är flerskiktad skog med rik undervegetation samt riklig förekomst av hänglavar. Reviren är livslånga med hemområden som varierar mellan 50 och 150 ha. Inom ett revir av hög kvalitet finns det som regel ett eller flera kärnområden (1–20 ha) med relativt tät flerskiktad granskog. Arten missgynnas när flerskiktad skog omförs till enskiktade bestånd och även röjning och hård gallring är starkt negativt. Lavskrikan har relativt stora hemområden och försvinner när den äldre skogen fragmenteras, särskilt allvarligt är när kärnområdena avverkas. Den försvinner successivt framför allt vid dess utbredningsgränser och populationen har minskat kontinuerligt under 2000-talet. Lavskrika är typisk art för </w:t>
+      </w:r>
+      <w:r>
+        <w:rPr>
+          <w:i/>
+        </w:rPr>
+        <w:t>9010 Taiga</w:t>
+      </w:r>
+      <w:r>
+        <w:t xml:space="preserve"> (SLU Artdatabanken, 2026; Skogsstyrelsen 2016).</w:t>
+      </w:r>
+    </w:p>
+    <w:p>
+      <w:r>
+        <w:rPr>
+          <w:b/>
+        </w:rPr>
         <w:t>Mörk kolflarnlav (NT)</w:t>
       </w:r>
       <w:r>
@@ -254,11 +396,107 @@
       <w:r>
         <w:rPr>
           <w:b/>
+          <w:i/>
+        </w:rPr>
+        <w:t xml:space="preserve">Phellodon aquiloniniger </w:t>
+      </w:r>
+      <w:r>
+        <w:rPr>
+          <w:b/>
+        </w:rPr>
+        <w:t xml:space="preserve">(NT) </w:t>
+      </w:r>
+      <w:r>
+        <w:t>är en taggsvamp som bildar mykorrhiza med tall, eventuellt även med gran, i sandtallskog och annan näringsfattig äldre tallskog och barrblandskog. Den totala populationen i landet bedöms ha minskat och förväntas fortsätta minska på grund av slutavverkning av äldre barrskog och kontinuitetsskog. Arten har begränsad förmåga att återetablera sig efter slutavverkning eller andra storskaliga skogsbruksåtgärder, och det finns inga indikationer på att den långsiktigt kan etablera eller reproducera sig i bestånd som brukas med trakthyggesmetoder, markberedning, gödsling eller förädlat plantmaterial. Uppfyller kriterierna för att bli rödlistad på grund av ny kunskap som visar att en större andel av populationen än tidigare bedömt är knuten till kontinuitetsbarrskog. Minskningstakten för den svenska populationen bedöms vara nära gränsvärdet för sårbar (VU) (SLU Artdatabanken, 2026).</w:t>
+      </w:r>
+    </w:p>
+    <w:p>
+      <w:r>
+        <w:rPr>
+          <w:b/>
+        </w:rPr>
+        <w:t>Rosenticka (NT)</w:t>
+      </w:r>
+      <w:r>
+        <w:t xml:space="preserve">, rödlistad som nära hotad, ingår i en karaktäristisk association av vedsvampar som växer på gamla, grova granlågor i urskogsartade barrskogar. Den är placerad i toppen av Skogsstyrelsens värdepyramid för bedömning av skog med höga naturvärden och indikerar ett granskogsekosystem med långvarig kontinuitet av grova lågor. Artens beroende av grova granlågor innebär att alla skogsskötselåtgärder på eller i omedelbar närhet av lokalerna utgör ett hot på lång sikt. Det är angeläget att populationerna inte ytterligare glesas ut och ett tillräckligt antal områden där arten nu finns måste sparas för framtiden. Rosenticka är typisk art för </w:t>
+      </w:r>
+      <w:r>
+        <w:rPr>
+          <w:i/>
+        </w:rPr>
+        <w:t xml:space="preserve">9010 Taiga </w:t>
+      </w:r>
+      <w:r>
+        <w:t xml:space="preserve">och </w:t>
+      </w:r>
+      <w:r>
+        <w:rPr>
+          <w:i/>
+        </w:rPr>
+        <w:t>9050 Näringsrik granskog</w:t>
+      </w:r>
+      <w:r>
+        <w:t xml:space="preserve"> (Nitare &amp; Skogsstyrelsen, 2019; SLU Artdatabanken, 2024).</w:t>
+      </w:r>
+    </w:p>
+    <w:p>
+      <w:r>
+        <w:rPr>
+          <w:b/>
+        </w:rPr>
+        <w:t>Talltagel (NT)</w:t>
+      </w:r>
+      <w:r>
+        <w:t xml:space="preserve"> är en boreal art som förekommer på tall i äldre, öppna tallskogar. Den påverkas negativt av brist på kontinuitetsskog och minskningstakten bedöms vara nära gränsvärdet för Sårbar (VU). Talltagel är typisk art för </w:t>
+      </w:r>
+      <w:r>
+        <w:rPr>
+          <w:i/>
+        </w:rPr>
+        <w:t>9010 Taiga</w:t>
+      </w:r>
+      <w:r>
+        <w:t xml:space="preserve"> (SLU Artdatabanken, 2026).</w:t>
+      </w:r>
+    </w:p>
+    <w:p>
+      <w:r>
+        <w:rPr>
+          <w:b/>
         </w:rPr>
         <w:t>Talltita (NT, §4)</w:t>
       </w:r>
       <w:r>
         <w:t>, rödlistad som nära hotad och prioriterad art i Skogsvårdslagen, har häckningsrevir i anmälan. Arten har minskat kraftigt de senaste 30 åren och minskningstakten innevarande 10-årsperiod beräknas till 20 (10–30) %. Talltitan är synnerligen trogen sitt cirka 15 hektar stora revir och är beroende av flerskiktade olikåldriga skogar för att kunna föda upp sina ungar. Talltitan försvinner om dess livsmiljö kalavverkas (Eggers &amp; Low, 2014; Ekman, 1979; Griesser et al, 2007; Klein, 2020; Siffczyk et al, 2003; SLU Artdatabanken, 2021).</w:t>
+      </w:r>
+    </w:p>
+    <w:p>
+      <w:r>
+        <w:rPr>
+          <w:b/>
+        </w:rPr>
+        <w:t>Tretåig hackspett (NT, §4)</w:t>
+      </w:r>
+      <w:r>
+        <w:t xml:space="preserve"> är rödlistad som nära hotad och ingår i bilaga 1 i EU:s fågeldirektiv. Tretåig hackspett är för sin överlevnad beroende av kontinuerlig tillförsel av äldre döende och död ved, som sker genom naturliga självgallringsprocesser i äldre grannaturskogar och barrblandade naturskogar. Om en skog genom skogsbruk gallras eller glesas ur så upphör och uteblir i stort sett den naturliga självgallringsprocessen för mycket lång tid framöver vilket omöjliggör upprätthållandet av den kontinuerliga ekologiska funktionen i ett område. Det finns studier som visar att naturskogens självgallringsprocess som den tretåiga hackspetten är beroende av, inte kan ersättas med efterlämnad hänsyn i skogsbruket (Imbeau &amp; Desrochers, 2002). Storleken på häckningsreviret varierar med skogstypen, förekomsten av död ved och graden av fragmentering, men är i allmänhet i storleksordningen 25–100 hektar. Vintertid krävs ofta betydligt större områden och det finns studier som antyder att arten behöver minst 100 hektar äldre skog. I områden med låg bonitet kan det behövas över 200 hektar lämpligt habitat för att ett par ska kunna reproducera sig. Områden med dokumenterad permanent förekomst i naturskogsmiljöer har vanligen så stora naturvärden att skogsbruk är olämpligt. Tretåig hackspett är typisk art för </w:t>
+      </w:r>
+      <w:r>
+        <w:rPr>
+          <w:i/>
+        </w:rPr>
+        <w:t xml:space="preserve">9010 Taiga, 9740 Skogsbevuxen myr, 9030 Landhöjningsskog </w:t>
+      </w:r>
+      <w:r>
+        <w:t xml:space="preserve">och </w:t>
+      </w:r>
+      <w:r>
+        <w:rPr>
+          <w:i/>
+        </w:rPr>
+        <w:t>9040 Fjällbjörkskog</w:t>
+      </w:r>
+      <w:r>
+        <w:t xml:space="preserve"> (Skogsstyrelsen, 2016; SLU Artdatabanken, 2024).</w:t>
       </w:r>
     </w:p>
     <w:p>
@@ -328,6 +566,17 @@
         <w:rPr>
           <w:b/>
         </w:rPr>
+        <w:t xml:space="preserve">Björksplintborre </w:t>
+      </w:r>
+      <w:r>
+        <w:t>är en skalbagge vars larvutveckling sker i bark på nyligen döda björkar, både stående träd och vindfällen. En prydlig rad med runda ventilationshål i barken ovanför modergången är synnerligen karaktäristiskt. Arten är knuten till lövrika blandskogar med en hög andel gamla träd, och starkt gynnad av naturliga störningar som torka, översvämningar, brand och stormfällningar. Talrika gnagspår kan tyda på biotoper med höga naturvärden, exempelvis för ovanliga hackspettar och andra, mer sällsynta vedinsekter. Larverna är omtyckt hackspettsföda (SLU Artdatabanken, 2025).</w:t>
+      </w:r>
+    </w:p>
+    <w:p>
+      <w:r>
+        <w:rPr>
+          <w:b/>
+        </w:rPr>
         <w:t>Bårdlav</w:t>
       </w:r>
       <w:r>
@@ -375,6 +624,35 @@
         <w:rPr>
           <w:b/>
         </w:rPr>
+        <w:t>Korallblylav</w:t>
+      </w:r>
+      <w:r>
+        <w:t xml:space="preserve"> växer på bark av asp, ask, rönn, sälg, bok och lönn och signalerar överallt skogsbestånd med höga naturvärden och den följs nästan alltid av andra ovanliga och rödlistade arter. Den indikerar hög och jämn luftfuktighet och växer främst i områden med lång skoglig kontinuitet där det funnits ett ständigt inslag av gamla lövträd. Korallblylav är typisk art för </w:t>
+      </w:r>
+      <w:r>
+        <w:rPr>
+          <w:i/>
+        </w:rPr>
+        <w:t xml:space="preserve">9020 Nordlig ädellövskog, 9070 Trädklädd betesmark, 9160 Näringsrik ekskog, 9180 Ädellövskog i branter </w:t>
+      </w:r>
+      <w:r>
+        <w:t>och</w:t>
+      </w:r>
+      <w:r>
+        <w:rPr>
+          <w:i/>
+        </w:rPr>
+        <w:t xml:space="preserve"> 9190 Näringsfattig ekskog</w:t>
+      </w:r>
+      <w:r>
+        <w:t xml:space="preserve"> (SLU Artdatabanken, 2024; Nitare &amp; Skogsstyrelsen, 2019).</w:t>
+      </w:r>
+    </w:p>
+    <w:p>
+      <w:r>
+        <w:rPr>
+          <w:b/>
+        </w:rPr>
         <w:t>Luddlav</w:t>
       </w:r>
       <w:r>
@@ -413,6 +691,122 @@
         <w:rPr>
           <w:b/>
         </w:rPr>
+        <w:t xml:space="preserve">Norrlandslav </w:t>
+      </w:r>
+      <w:r>
+        <w:t xml:space="preserve">indikerar söder om den naturliga norrlandsgränsen barrskogsbeklädda bergbranter eller andra ostörda skogsmiljöer med höga naturvärden. Norrlandslav är typisk art för </w:t>
+      </w:r>
+      <w:r>
+        <w:rPr>
+          <w:i/>
+        </w:rPr>
+        <w:t xml:space="preserve">9010 Taiga, 8110 Silikatrasmarker </w:t>
+      </w:r>
+      <w:r>
+        <w:t>och</w:t>
+      </w:r>
+      <w:r>
+        <w:rPr>
+          <w:i/>
+        </w:rPr>
+        <w:t xml:space="preserve"> 8120 Kalkrasmarker </w:t>
+      </w:r>
+      <w:r>
+        <w:t>(Nitare &amp; Skogsstyrelsen, 2000; SLU Artdatabanken, 2025).</w:t>
+      </w:r>
+    </w:p>
+    <w:p>
+      <w:r>
+        <w:rPr>
+          <w:b/>
+        </w:rPr>
+        <w:t>Plattlummer (§9)</w:t>
+      </w:r>
+      <w:r>
+        <w:t xml:space="preserve"> växer främst i ljusöppna sandtallskogar eller annan gles, torr och brandpräglad hedbarrskog. Den är mest frekvent i olika typer av naturskogar och kontinuitetsskogar och missgynnas markant av slutavverkning och maskinell markberedning. Söder ut i landet förekommer de närstående arterna cypresslummer (EN, §8) och mellanlummer (NT, §9), vilka båda omfattas av EU:s art- och habitatdirektiv. Plattlummer är typisk art för </w:t>
+      </w:r>
+      <w:r>
+        <w:rPr>
+          <w:i/>
+        </w:rPr>
+        <w:t xml:space="preserve">9010 Taiga </w:t>
+      </w:r>
+      <w:r>
+        <w:t>och</w:t>
+      </w:r>
+      <w:r>
+        <w:rPr>
+          <w:i/>
+        </w:rPr>
+        <w:t xml:space="preserve"> 2320 Rissandhedar </w:t>
+      </w:r>
+      <w:r>
+        <w:t>(Nitare &amp; Skogsstyrelsen, 2019; SLU Artdatabanken, 2026).</w:t>
+      </w:r>
+    </w:p>
+    <w:p>
+      <w:r>
+        <w:rPr>
+          <w:b/>
+        </w:rPr>
+        <w:t xml:space="preserve">Skinnlav </w:t>
+      </w:r>
+      <w:r>
+        <w:t xml:space="preserve">förekommer på diverse lövträd, främst på gammal asp och sälg. Den påträffas främst i områden med lång kontinuitet av grova lövträd och signalerar skogsmark med höga naturvärden. På lokalerna förekommer som regel ett flertal andra ovanliga eller rödlistade lavar. I likhet med gelélavarna, etablerar sig skinnlaven i skogsmark på grova aspar i sena lövsuccessioner. Skinnlav är typisk art för </w:t>
+      </w:r>
+      <w:r>
+        <w:rPr>
+          <w:i/>
+        </w:rPr>
+        <w:t xml:space="preserve">9010 Taiga, 9020 Nordlig ädellövskog </w:t>
+      </w:r>
+      <w:r>
+        <w:t xml:space="preserve">och </w:t>
+      </w:r>
+      <w:r>
+        <w:rPr>
+          <w:i/>
+        </w:rPr>
+        <w:t xml:space="preserve">9070 Trädklädd betesmark </w:t>
+      </w:r>
+      <w:r>
+        <w:t>(Nitare &amp; Skogsstyrelsen, 2019; SLU Artdatabanken, 2025).</w:t>
+      </w:r>
+    </w:p>
+    <w:p>
+      <w:r>
+        <w:rPr>
+          <w:b/>
+        </w:rPr>
+        <w:t>Spindelblomster (§8)</w:t>
+      </w:r>
+      <w:r>
+        <w:t xml:space="preserve"> växer i äldre mossrik granskog eller barrblandskog, men även i fjällbjörkskog. Arten indikerar långvarig trädkontinuitet och hög luftfuktighet och är mycket känslig för uttorkning och markskador. Spindelblomster har i många trakter minskat starkt under senare tid på grund av slutavverkningar och skogsmarksdikning. Spindelblomster är typisk art för </w:t>
+      </w:r>
+      <w:r>
+        <w:rPr>
+          <w:i/>
+        </w:rPr>
+        <w:t xml:space="preserve">9010 Taiga, 9050 Näringsrik granskog </w:t>
+      </w:r>
+      <w:r>
+        <w:t>och</w:t>
+      </w:r>
+      <w:r>
+        <w:rPr>
+          <w:i/>
+        </w:rPr>
+        <w:t xml:space="preserve"> 9040 Fjällbjörkskog</w:t>
+      </w:r>
+      <w:r>
+        <w:t xml:space="preserve"> (Nitare &amp; Skogsstyrelsen, 2019; SLU Artdatabanken, 2025).</w:t>
+      </w:r>
+    </w:p>
+    <w:p>
+      <w:r>
+        <w:rPr>
+          <w:b/>
+        </w:rPr>
         <w:t>Stuplav</w:t>
       </w:r>
       <w:r>
@@ -469,10 +863,10 @@
         <w:rPr>
           <w:b/>
         </w:rPr>
-        <w:t>Tjäder (§4)</w:t>
-      </w:r>
-      <w:r>
-        <w:t xml:space="preserve"> omfattas av bilaga 1 och 2 EU:s fågeldirektiv och är typisk art för </w:t>
+        <w:t xml:space="preserve">Vedticka </w:t>
+      </w:r>
+      <w:r>
+        <w:t xml:space="preserve">är en bra signalart söder om den naturliga norrlandsgränsen. Den är huvudsakligen knuten till äldre barrskogar där det föreligger långvarig kontinuitet av död barrved. Vedticka är typisk art för </w:t>
       </w:r>
       <w:r>
         <w:rPr>
@@ -481,6 +875,124 @@
         <w:t xml:space="preserve">9010 Taiga </w:t>
       </w:r>
       <w:r>
+        <w:t>(Nitare &amp; Skogsstyrelsen, 2019; SLU Artdatabanken, 2025).</w:t>
+      </w:r>
+    </w:p>
+    <w:p>
+      <w:r>
+        <w:rPr>
+          <w:b/>
+        </w:rPr>
+        <w:t xml:space="preserve">Ögonpyrola </w:t>
+      </w:r>
+      <w:r>
+        <w:t xml:space="preserve">är normalt en bra signalart som visar på områden med höga naturvärden och stabila förhållanden, särskilt inom näringsfattiga trakter. Växten är mycket känslig för markskador och försvinner snabbt efter slutavverkning. Den hotas också av skogsgödsling och markavvattning. Ögonpyrola är typisk art för </w:t>
+      </w:r>
+      <w:r>
+        <w:rPr>
+          <w:i/>
+        </w:rPr>
+        <w:t>9010 Taiga</w:t>
+      </w:r>
+      <w:r>
+        <w:t xml:space="preserve"> och</w:t>
+      </w:r>
+      <w:r>
+        <w:rPr>
+          <w:i/>
+        </w:rPr>
+        <w:t xml:space="preserve"> 9070 Trädklädd betesmark</w:t>
+      </w:r>
+      <w:r>
+        <w:t xml:space="preserve"> (Nitare &amp; Skogsstyrelsen, 2019; SLU Artdatabanken, 2024).</w:t>
+      </w:r>
+    </w:p>
+    <w:p>
+      <w:r>
+        <w:rPr>
+          <w:b/>
+        </w:rPr>
+        <w:t xml:space="preserve">Bergsslok </w:t>
+      </w:r>
+      <w:r>
+        <w:t xml:space="preserve">är typisk art för </w:t>
+      </w:r>
+      <w:r>
+        <w:rPr>
+          <w:i/>
+        </w:rPr>
+        <w:t>9190 Näringsfattig ekskog</w:t>
+      </w:r>
+      <w:r>
+        <w:t xml:space="preserve"> (SLU Artdatabanken, 2025).</w:t>
+      </w:r>
+    </w:p>
+    <w:p>
+      <w:r>
+        <w:rPr>
+          <w:b/>
+        </w:rPr>
+        <w:t xml:space="preserve">Linnea </w:t>
+      </w:r>
+      <w:r>
+        <w:t xml:space="preserve">är typisk art för </w:t>
+      </w:r>
+      <w:r>
+        <w:rPr>
+          <w:i/>
+        </w:rPr>
+        <w:t>9010 Taiga</w:t>
+      </w:r>
+      <w:r>
+        <w:t>. På linnea kan man hitta sporsäcksvampen linnealudd (SLU Artdatabanken, 2025).</w:t>
+      </w:r>
+    </w:p>
+    <w:p>
+      <w:r>
+        <w:rPr>
+          <w:b/>
+        </w:rPr>
+        <w:t>Spillkråka (§4)</w:t>
+      </w:r>
+      <w:r>
+        <w:t xml:space="preserve"> omfattas av bilaga 1 i EU:s fågeldirektiv och är typisk art för </w:t>
+      </w:r>
+      <w:r>
+        <w:rPr>
+          <w:i/>
+        </w:rPr>
+        <w:t xml:space="preserve">9010 Taiga </w:t>
+      </w:r>
+      <w:r>
+        <w:t>och</w:t>
+      </w:r>
+      <w:r>
+        <w:rPr>
+          <w:i/>
+        </w:rPr>
+        <w:t xml:space="preserve"> 9740 Skogsbevuxen myr</w:t>
+      </w:r>
+      <w:r>
+        <w:t>. Den behöver grova träd, främst tall, asp och bok som boträd. Skogsbruk med korta omloppstider och täta, homogena ungskogar utgör det största hotet. Spillkråka är en nyckelart i skogliga miljöer vars övergivna bohål utnyttjas av flera andra hålhäckande fågelarter och fladdermöss, däribland pärluggla (EN, §4), knipa (§4), salskrake (§4) och skogsduva (§4). Hökuggla (VU, §4) och slaguggla (§4) häckar ofta i högstubbar som brutits av i höjd med ett gammalt spillkråkebo (SLU Artdatabanken, 2026; Skogsstyrelsen, 2016).</w:t>
+      </w:r>
+    </w:p>
+    <w:p>
+      <w:r>
+        <w:rPr>
+          <w:b/>
+        </w:rPr>
+        <w:t>Tjäder (§4)</w:t>
+      </w:r>
+      <w:r>
+        <w:t xml:space="preserve"> omfattas av bilaga 1 och 2 EU:s fågeldirektiv och är typisk art för </w:t>
+      </w:r>
+      <w:r>
+        <w:rPr>
+          <w:i/>
+        </w:rPr>
+        <w:t xml:space="preserve">9010 Taiga </w:t>
+      </w:r>
+      <w:r>
         <w:t xml:space="preserve">och </w:t>
       </w:r>
       <w:r>
@@ -530,7 +1042,7 @@
     </w:p>
     <w:p>
       <w:r>
-        <w:t>Följande typiska arter har sina livsmiljöer och växtplatser i den aktuella skogen: fläckporing (VU, T), gräddporing (VU, T), dvärgbägarlav (NT, T), kolflarnlav (NT, T), vedskivlav (NT, T), bårdlav (S, T), luddlav (S, T), stuplav (S, T) och tjäder (T, §4).</w:t>
+        <w:t>Följande typiska arter har sina livsmiljöer och växtplatser i den aktuella skogen: fläckporing (VU, T), garnlav (VU, T), gräddporing (VU, T), blå taggsvamp (NT, T), dropptaggsvamp (NT, T), dvärgbägarlav (NT, T), knottrig blåslav (NT, T), kolflarnlav (NT, T), lavskrika (NT, T, §4), rosenticka (NT, T), talltagel (NT, T), tretåig hackspett (NT, T, §4), vedskivlav (NT, T), bårdlav (S, T), korallblylav (S, T), luddlav (S, T), norrlandslav (S, T), plattlummer (S, T, §9), skinnlav (S, T), spindelblomster (S, T, §8), stuplav (S, T), vedticka (S, T), ögonpyrola (S, T), bergsslok (T), linnea (T), spillkråka (T, §4) och tjäder (T, §4).</w:t>
       </w:r>
     </w:p>
     <w:p>
@@ -605,6 +1117,92 @@
         <w:pStyle w:val="Heading1"/>
       </w:pPr>
       <w:r>
+        <w:t>Lavskrika – ekologi samt krav på livsmiljön</w:t>
+      </w:r>
+    </w:p>
+    <w:p>
+      <w:r>
+        <w:t>Lavskrika är rödlistad som nära hotad (NT), fridlyst enligt 4 § artskyddsförordningen (2007:845) och ingår i förteckningen över prioriterade arter i Skogsstyrelsens föreskrifter och allmänna råd (SKSFS 2011:7) bilaga 4. Lavskrikan är en mycket stationär fågel, som häckar i äldre, slutna och hänglavsrika barrskogar. Nyckelfaktorer är flerskiktad skog med rik undervegetation samt riklig förekomst av hänglavar (SLU Artdatabanken, 2026).</w:t>
+      </w:r>
+    </w:p>
+    <w:p>
+      <w:r>
+        <w:t xml:space="preserve">I Skogsstyrelsens vägledning för hänsyn till fåglar står bland annat att: </w:t>
+      </w:r>
+      <w:r>
+        <w:rPr>
+          <w:i/>
+        </w:rPr>
+        <w:t>“Reviren är livslånga med hemområden som varierar mellan 50 och 150 ha. Hemområdena har inga fasta gränser utan det handlar mera om de yttre gränserna för familjegruppernas rörelser. Lavskrikan undviker att förflytta sig över stora öppna områden och hemområdesstorleken är därför större i områden fragmenterade av hyggen och yngre skog än i områden med i sammanhängande äldre skog. Det finns studier som antyder att det inom ett revir bör finnas maximalt 15 % öppna ytor och ungskog. Inom ett revir av hög kvalitet finns det som regel ett eller flera kärnområden (1–20 ha) med relativt tät flerskiktad granskog.”</w:t>
+      </w:r>
+      <w:r>
+        <w:t xml:space="preserve"> Vidare att: </w:t>
+      </w:r>
+      <w:r>
+        <w:rPr>
+          <w:i/>
+        </w:rPr>
+        <w:t>“Arten missgynnas när flerskiktad skog omförs till enskiktade bestånd. Även skogsskötsel med återkommande röjning och hård gallring är starkt negativt. Lavskrikan har relativt stora hemområden och försvinner när den äldre skogen fragmenteras, särskilt allvarligt är när kärnområdena avverkas.”</w:t>
+      </w:r>
+      <w:r>
+        <w:t xml:space="preserve"> (Skogsstyrelsen 2016).</w:t>
+      </w:r>
+    </w:p>
+    <w:p>
+      <w:r>
+        <w:t xml:space="preserve">Populationen har minskat med 20 (10–30) % under de senaste 15 åren och minskningstakten bedöms vara nära gränsvärdet för sårbar (VU). Arten försvinner successivt framför allt vid dess utbredningsgränser och populationen har minskat kontinuerligt under 2000-talet. Lavskrika är typisk art för </w:t>
+      </w:r>
+      <w:r>
+        <w:rPr>
+          <w:i/>
+        </w:rPr>
+        <w:t>9010 Taiga</w:t>
+      </w:r>
+      <w:r>
+        <w:t xml:space="preserve"> (SLU Artdatabanken, 2026).</w:t>
+      </w:r>
+    </w:p>
+    <w:p>
+      <w:pPr>
+        <w:pStyle w:val="Heading2"/>
+      </w:pPr>
+      <w:r>
+        <w:t>Referenser – lavskrika</w:t>
+      </w:r>
+    </w:p>
+    <w:p>
+      <w:r>
+        <w:t xml:space="preserve">Skogsstyrelsen, 2016. </w:t>
+      </w:r>
+      <w:r>
+        <w:rPr>
+          <w:i/>
+        </w:rPr>
+        <w:t xml:space="preserve">Vägledning för hänsyn till fåglar – lavskrika. </w:t>
+      </w:r>
+      <w:r>
+        <w:t>https://www.skogsstyrelsen.se/globalassets/lag-och-tillsyn/artskydd/vagledningar-for-hansyn-till-faglar/lavskrika-vagledning-hansyn.pdf</w:t>
+      </w:r>
+    </w:p>
+    <w:p>
+      <w:r>
+        <w:t xml:space="preserve">SLU Artdatabanken, 2026. </w:t>
+      </w:r>
+      <w:r>
+        <w:rPr>
+          <w:i/>
+        </w:rPr>
+        <w:t xml:space="preserve">Artfaktablad. Naturvård – artfakta. </w:t>
+      </w:r>
+      <w:r>
+        <w:t>SLU Artdatabanken, Uppsala</w:t>
+      </w:r>
+    </w:p>
+    <w:p>
+      <w:pPr>
+        <w:pStyle w:val="Heading1"/>
+      </w:pPr>
+      <w:r>
         <w:t>Talltita – ekologi samt krav på livsmiljön</w:t>
       </w:r>
     </w:p>
@@ -718,6 +1316,279 @@
       </w:r>
       <w:r>
         <w:t>SLU Artdatabanken, Uppsala</w:t>
+      </w:r>
+    </w:p>
+    <w:p>
+      <w:pPr>
+        <w:pStyle w:val="Heading1"/>
+      </w:pPr>
+      <w:r>
+        <w:t>Tretåig hackspett – ekologi samt krav på livsmiljön</w:t>
+      </w:r>
+    </w:p>
+    <w:p>
+      <w:r>
+        <w:t xml:space="preserve">Tretåig hackspett (NT) är fridlyst enligt §4 Artskyddsförordningen och finns med som prioriterad art i Skogsstyrelsen vägledning för skogsbruket (bilaga 4 till SVL). I vägledningen står bland annat att: </w:t>
+      </w:r>
+      <w:r>
+        <w:rPr>
+          <w:i/>
+        </w:rPr>
+        <w:t xml:space="preserve">“Tretåig hackspett har stora arealkrav och höga krav på sin livsmiljö. Omdaningen av naturskogar till kulturskogar medför en förlust av viktiga miljöer, något som förstärks av ökad fragmentering till följd av avverkningar.” </w:t>
+      </w:r>
+      <w:r>
+        <w:t xml:space="preserve">Vidare att: </w:t>
+      </w:r>
+      <w:r>
+        <w:rPr>
+          <w:i/>
+        </w:rPr>
+        <w:t>“Områden med dokumenterad permanent förekomst i naturskogsmiljöer har vanligen så stora naturvärden att skogsbruk är olämpligt”</w:t>
+      </w:r>
+      <w:r>
+        <w:t xml:space="preserve"> (SLU Artdatabanken, 2024; Skogsstyrelsen, 2016)</w:t>
+      </w:r>
+      <w:r>
+        <w:rPr>
+          <w:i/>
+        </w:rPr>
+        <w:t>.</w:t>
+      </w:r>
+    </w:p>
+    <w:p>
+      <w:r>
+        <w:t>Tretåig hackspett är beroende av större sammanhängande naturskogar med kontinuerlig tillgång och nybildning av död ved och fragmentering av livsmiljöerna utgör ett stort hot mot arten (se exempelvis Stachura-Skierczynska et al., 2009; Wesolowski et al., 2005; Butler et al., 2004; Pakkala et al., 2002; Amcoff et al., 1996; Virkkala, 1991). Det finns studier som visar att naturskogens självgallringsprocess som den tretåiga hackspetten är beroende av, inte kan ersättas med efterlämnad hänsyn i skogsbruket (Imbeau &amp; Desrochers, 2002).</w:t>
+      </w:r>
+    </w:p>
+    <w:p>
+      <w:r>
+        <w:t>Permanenta revir av tretåig hackspett karaktäriseras ofta av artens typiska ringformigt ordnade hackmärken på framför allt gamla granar. För att säkerställa att inte revir av tretåig hackspett drabbas av avverkningsplanerna bör en inventering göras i området både under häckningstid och under vintern, då arten utnyttjar betydligt större områden än under sommarens häckningsrevir. Storleken på häckningsreviret varierar med skogstypen, förekomsten av död ved och graden av fragmentering, men är i allmänhet i storleksordningen 25–100 hektar (SLU Artdatabanken, 2024; Skogsstyrelsen, 2016).</w:t>
+      </w:r>
+    </w:p>
+    <w:p>
+      <w:r>
+        <w:t xml:space="preserve">Förutom fridlysning enligt §4 Artskyddsförordningen är tretåig hackspett även förtecknad i EU:s fågeldirektiv bilaga 1. Den är typisk art för </w:t>
+      </w:r>
+      <w:r>
+        <w:rPr>
+          <w:i/>
+        </w:rPr>
+        <w:t xml:space="preserve">9010 Taiga, 9740 Skogsbevuxen myr, 9030 Landhöjningsskog </w:t>
+      </w:r>
+      <w:r>
+        <w:t xml:space="preserve">och </w:t>
+      </w:r>
+      <w:r>
+        <w:rPr>
+          <w:i/>
+        </w:rPr>
+        <w:t>9040 Fjällbjörkskog</w:t>
+      </w:r>
+      <w:r>
+        <w:t xml:space="preserve"> samt ingår i Natura 2000 och är förtecknad i Bernkonventionen bilaga II (strikt skyddade djurarter) (SLU Artdatabanken, 2024; Skogsstyrelsen, 2016).</w:t>
+      </w:r>
+    </w:p>
+    <w:p>
+      <w:pPr>
+        <w:pStyle w:val="Heading2"/>
+      </w:pPr>
+      <w:r>
+        <w:t>Referenser – tretåig hackspett</w:t>
+      </w:r>
+    </w:p>
+    <w:p>
+      <w:r>
+        <w:t xml:space="preserve">Amcoff, M. &amp; Eriksson, P. 1996. </w:t>
+      </w:r>
+      <w:r>
+        <w:rPr>
+          <w:i/>
+        </w:rPr>
+        <w:t xml:space="preserve">Förekomst av tretåig hackspett Picoides tridactylus på bestånds- och landskapsnivå. </w:t>
+      </w:r>
+      <w:r>
+        <w:t>Ornis Svecica 6: 107–119.</w:t>
+      </w:r>
+    </w:p>
+    <w:p>
+      <w:r>
+        <w:t xml:space="preserve">Butler, R., Angelstam, P., Ekelund, P. &amp; Schlaeffer, R. 2004. </w:t>
+      </w:r>
+      <w:r>
+        <w:rPr>
+          <w:i/>
+        </w:rPr>
+        <w:t xml:space="preserve">Dead wood threshold values for the three-toed woodpecker presence in boreal and sub-Alpine forest. </w:t>
+      </w:r>
+      <w:r>
+        <w:t>Biological conservation 119(3): 305–318.</w:t>
+      </w:r>
+    </w:p>
+    <w:p>
+      <w:r>
+        <w:t xml:space="preserve">Imbeau, L. &amp; Desrochers, A. 2002. </w:t>
+      </w:r>
+      <w:r>
+        <w:rPr>
+          <w:i/>
+        </w:rPr>
+        <w:t xml:space="preserve">Foraging Ecology and Use of Drumming Trees by Three-Toed Woodpeckers. </w:t>
+      </w:r>
+      <w:r>
+        <w:t>The Journal of Wildlife Management. Vol. 66, No. 1 (Jan., 2002), pp. 222–231.</w:t>
+      </w:r>
+    </w:p>
+    <w:p>
+      <w:r>
+        <w:t xml:space="preserve">Pakkala, T., Hanski, I. &amp; Tomppo, E. 2002. </w:t>
+      </w:r>
+      <w:r>
+        <w:rPr>
+          <w:i/>
+        </w:rPr>
+        <w:t xml:space="preserve">Spatial ecology of the three-toed woodpecker in managed forest landscapes. </w:t>
+      </w:r>
+      <w:r>
+        <w:t>Silva Fennica 36(1): 279–288.</w:t>
+      </w:r>
+    </w:p>
+    <w:p>
+      <w:r>
+        <w:t xml:space="preserve">Skogsstyrelsen, 2016. </w:t>
+      </w:r>
+      <w:r>
+        <w:rPr>
+          <w:i/>
+        </w:rPr>
+        <w:t>Vägledning för hänsyn till fåglar – Tretåig hackspett.</w:t>
+      </w:r>
+    </w:p>
+    <w:p>
+      <w:r>
+        <w:t xml:space="preserve">SLU Artdatabanken, 2024. </w:t>
+      </w:r>
+      <w:r>
+        <w:rPr>
+          <w:i/>
+        </w:rPr>
+        <w:t xml:space="preserve">Artfaktablad. Naturvård – artfakta. </w:t>
+      </w:r>
+      <w:r>
+        <w:t>SLU Artdatabanken, Uppsala.</w:t>
+      </w:r>
+    </w:p>
+    <w:p>
+      <w:r>
+        <w:t xml:space="preserve">Stachura-Skierczynska, K., Tumiel, T. &amp; Skierczynski, M. 2009. </w:t>
+      </w:r>
+      <w:r>
+        <w:rPr>
+          <w:i/>
+        </w:rPr>
+        <w:t xml:space="preserve">Habitat prediction model for three-toed woodpecker and its implications for the conservation of biologically valuable forests. </w:t>
+      </w:r>
+      <w:r>
+        <w:t>Forest Ecology and Management 258(5): 697–703.</w:t>
+      </w:r>
+    </w:p>
+    <w:p>
+      <w:r>
+        <w:t xml:space="preserve">Virkkala, R. 1991. </w:t>
+      </w:r>
+      <w:r>
+        <w:rPr>
+          <w:i/>
+        </w:rPr>
+        <w:t xml:space="preserve">Population trends of forest birds in a Finnish Lapland landscape of large habitat blocks – Consequences of stochastic environmental variation or regional habitat alteration. </w:t>
+      </w:r>
+      <w:r>
+        <w:t>Biological conservation 56(2): 223–240.</w:t>
+      </w:r>
+    </w:p>
+    <w:p>
+      <w:r>
+        <w:t xml:space="preserve">Wesolowski, T., Czeszczewik, D. &amp; Rowinski, P. 2005. </w:t>
+      </w:r>
+      <w:r>
+        <w:rPr>
+          <w:i/>
+        </w:rPr>
+        <w:t xml:space="preserve">Effects of forest management on Three-toed Woodpecker Picoides tridactylus distribution in the Bialowieza Forest (NE Poland): conservation implications. </w:t>
+      </w:r>
+      <w:r>
+        <w:t>Acta Ornithologica 40(1): 53–60.</w:t>
+      </w:r>
+    </w:p>
+    <w:p>
+      <w:pPr>
+        <w:pStyle w:val="Heading1"/>
+      </w:pPr>
+      <w:r>
+        <w:t>Spillkråka – ekologi samt krav på livsmiljön</w:t>
+      </w:r>
+    </w:p>
+    <w:p>
+      <w:r>
+        <w:t xml:space="preserve">Spillkråka (§4) ingår i bilaga 1 EU:s fågeldirektiv och är typisk art för </w:t>
+      </w:r>
+      <w:r>
+        <w:rPr>
+          <w:i/>
+        </w:rPr>
+        <w:t xml:space="preserve">9010 Taiga </w:t>
+      </w:r>
+      <w:r>
+        <w:t>och</w:t>
+      </w:r>
+      <w:r>
+        <w:rPr>
+          <w:i/>
+        </w:rPr>
+        <w:t xml:space="preserve"> 9740 Skogsbevuxen myr</w:t>
+      </w:r>
+      <w:r>
+        <w:t>. Den lever i både barr- och blandskog liksom i ren lövskog. De tätaste populationerna tenderar att finnas i äldre, variationsrik blandskog med gott om död ved och gamla träd. Varje par utnyttjar 400–1000 hektar skog beroende på skogens kvalitet. Skogsbruk med korta omloppstider och täta, homogena ungskogar utgör det största hotet (SLU Artdatabanken, 2026).</w:t>
+      </w:r>
+    </w:p>
+    <w:p>
+      <w:r>
+        <w:t>Spillkråka är en nyckelart i skogliga miljöer vars övergivna bohål utnyttjas av flera andra hålhäckande fågelarter och fladdermöss, däribland pärluggla (EN, §4), knipa (§4), salskrake (§4) och skogsduva (§4). Hökuggla (VU, §4) och slaguggla (§4) häckar ofta i högstubbar som brutits av i höjd med ett gammalt spillkråkebo (Skogsstyrelsen, 2016).</w:t>
+      </w:r>
+    </w:p>
+    <w:p>
+      <w:pPr>
+        <w:pStyle w:val="Heading2"/>
+      </w:pPr>
+      <w:r>
+        <w:t>Referenser – spillkråka</w:t>
+      </w:r>
+    </w:p>
+    <w:p>
+      <w:r>
+        <w:t xml:space="preserve">Skogsstyrelsen, 2016. </w:t>
+      </w:r>
+      <w:r>
+        <w:rPr>
+          <w:i/>
+        </w:rPr>
+        <w:t xml:space="preserve">Vägledning för hänsyn till spillkråka. </w:t>
+      </w:r>
+      <w:r>
+        <w:t>Vägledningar och kunskapsstöd artskydd – Skogsstyrelsen.</w:t>
+      </w:r>
+    </w:p>
+    <w:p>
+      <w:r>
+        <w:t xml:space="preserve">SLU Artdatabanken, 2026. </w:t>
+      </w:r>
+      <w:r>
+        <w:rPr>
+          <w:i/>
+        </w:rPr>
+        <w:t xml:space="preserve">Artfaktablad. Naturvård – artfakta. </w:t>
+      </w:r>
+      <w:r>
+        <w:t>SLU Artdatabanken, Uppsala.</w:t>
       </w:r>
     </w:p>
     <w:p>

--- a/tillsyn/Gålggåmisvárre tillsynsbegäran.docx
+++ b/tillsyn/Gålggåmisvárre tillsynsbegäran.docx
@@ -2036,7 +2036,7 @@
     <w:r>
       <w:tab/>
       <w:tab/>
-      <w:t>2026-08-15</w:t>
+      <w:t>2026-08-16</w:t>
       <w:br/>
       <w:br/>
     </w:r>

--- a/tillsyn/Gålggåmisvárre tillsynsbegäran.docx
+++ b/tillsyn/Gålggåmisvárre tillsynsbegäran.docx
@@ -2036,7 +2036,7 @@
     <w:r>
       <w:tab/>
       <w:tab/>
-      <w:t>2026-08-16</w:t>
+      <w:t>2026-08-17</w:t>
       <w:br/>
       <w:br/>
     </w:r>

--- a/tillsyn/Gålggåmisvárre tillsynsbegäran.docx
+++ b/tillsyn/Gålggåmisvárre tillsynsbegäran.docx
@@ -2036,7 +2036,7 @@
     <w:r>
       <w:tab/>
       <w:tab/>
-      <w:t>2026-08-17</w:t>
+      <w:t>2026-08-18</w:t>
       <w:br/>
       <w:br/>
     </w:r>

--- a/tillsyn/Gålggåmisvárre tillsynsbegäran.docx
+++ b/tillsyn/Gålggåmisvárre tillsynsbegäran.docx
@@ -2036,7 +2036,7 @@
     <w:r>
       <w:tab/>
       <w:tab/>
-      <w:t>2026-08-18</w:t>
+      <w:t>2026-08-19</w:t>
       <w:br/>
       <w:br/>
     </w:r>

--- a/tillsyn/Gålggåmisvárre tillsynsbegäran.docx
+++ b/tillsyn/Gålggåmisvárre tillsynsbegäran.docx
@@ -2036,7 +2036,7 @@
     <w:r>
       <w:tab/>
       <w:tab/>
-      <w:t>2026-08-19</w:t>
+      <w:t>2026-08-20</w:t>
       <w:br/>
       <w:br/>
     </w:r>

--- a/tillsyn/Gålggåmisvárre tillsynsbegäran.docx
+++ b/tillsyn/Gålggåmisvárre tillsynsbegäran.docx
@@ -2036,7 +2036,7 @@
     <w:r>
       <w:tab/>
       <w:tab/>
-      <w:t>2026-08-20</w:t>
+      <w:t>2026-08-21</w:t>
       <w:br/>
       <w:br/>
     </w:r>

--- a/tillsyn/Gålggåmisvárre tillsynsbegäran.docx
+++ b/tillsyn/Gålggåmisvárre tillsynsbegäran.docx
@@ -2036,7 +2036,7 @@
     <w:r>
       <w:tab/>
       <w:tab/>
-      <w:t>2026-08-21</w:t>
+      <w:t>2026-08-22</w:t>
       <w:br/>
       <w:br/>
     </w:r>

--- a/tillsyn/Gålggåmisvárre tillsynsbegäran.docx
+++ b/tillsyn/Gålggåmisvárre tillsynsbegäran.docx
@@ -2036,7 +2036,7 @@
     <w:r>
       <w:tab/>
       <w:tab/>
-      <w:t>2026-08-22</w:t>
+      <w:t>2026-08-23</w:t>
       <w:br/>
       <w:br/>
     </w:r>

--- a/tillsyn/Gålggåmisvárre tillsynsbegäran.docx
+++ b/tillsyn/Gålggåmisvárre tillsynsbegäran.docx
@@ -2036,7 +2036,7 @@
     <w:r>
       <w:tab/>
       <w:tab/>
-      <w:t>2026-08-23</w:t>
+      <w:t>2026-08-24</w:t>
       <w:br/>
       <w:br/>
     </w:r>

--- a/tillsyn/Gålggåmisvárre tillsynsbegäran.docx
+++ b/tillsyn/Gålggåmisvárre tillsynsbegäran.docx
@@ -2036,7 +2036,7 @@
     <w:r>
       <w:tab/>
       <w:tab/>
-      <w:t>2026-08-24</w:t>
+      <w:t>2026-08-25</w:t>
       <w:br/>
       <w:br/>
     </w:r>

--- a/tillsyn/Gålggåmisvárre tillsynsbegäran.docx
+++ b/tillsyn/Gålggåmisvárre tillsynsbegäran.docx
@@ -2036,7 +2036,7 @@
     <w:r>
       <w:tab/>
       <w:tab/>
-      <w:t>2026-08-25</w:t>
+      <w:t>2026-08-26</w:t>
       <w:br/>
       <w:br/>
     </w:r>

--- a/tillsyn/Gålggåmisvárre tillsynsbegäran.docx
+++ b/tillsyn/Gålggåmisvárre tillsynsbegäran.docx
@@ -2036,7 +2036,7 @@
     <w:r>
       <w:tab/>
       <w:tab/>
-      <w:t>2026-08-26</w:t>
+      <w:t>2026-08-27</w:t>
       <w:br/>
       <w:br/>
     </w:r>

--- a/tillsyn/Gålggåmisvárre tillsynsbegäran.docx
+++ b/tillsyn/Gålggåmisvárre tillsynsbegäran.docx
@@ -2036,7 +2036,7 @@
     <w:r>
       <w:tab/>
       <w:tab/>
-      <w:t>2026-08-27</w:t>
+      <w:t>2026-08-28</w:t>
       <w:br/>
       <w:br/>
     </w:r>

--- a/tillsyn/Gålggåmisvárre tillsynsbegäran.docx
+++ b/tillsyn/Gålggåmisvárre tillsynsbegäran.docx
@@ -2036,7 +2036,7 @@
     <w:r>
       <w:tab/>
       <w:tab/>
-      <w:t>2026-08-28</w:t>
+      <w:t>2026-08-29</w:t>
       <w:br/>
       <w:br/>
     </w:r>

--- a/tillsyn/Gålggåmisvárre tillsynsbegäran.docx
+++ b/tillsyn/Gålggåmisvárre tillsynsbegäran.docx
@@ -2036,7 +2036,7 @@
     <w:r>
       <w:tab/>
       <w:tab/>
-      <w:t>2026-08-29</w:t>
+      <w:t>2026-08-30</w:t>
       <w:br/>
       <w:br/>
     </w:r>

--- a/tillsyn/Gålggåmisvárre tillsynsbegäran.docx
+++ b/tillsyn/Gålggåmisvárre tillsynsbegäran.docx
@@ -2036,7 +2036,7 @@
     <w:r>
       <w:tab/>
       <w:tab/>
-      <w:t>2026-08-30</w:t>
+      <w:t>2026-08-31</w:t>
       <w:br/>
       <w:br/>
     </w:r>

--- a/tillsyn/Gålggåmisvárre tillsynsbegäran.docx
+++ b/tillsyn/Gålggåmisvárre tillsynsbegäran.docx
@@ -2036,7 +2036,7 @@
     <w:r>
       <w:tab/>
       <w:tab/>
-      <w:t>2026-08-31</w:t>
+      <w:t>2026-09-01</w:t>
       <w:br/>
       <w:br/>
     </w:r>

--- a/tillsyn/Gålggåmisvárre tillsynsbegäran.docx
+++ b/tillsyn/Gålggåmisvárre tillsynsbegäran.docx
@@ -2036,7 +2036,7 @@
     <w:r>
       <w:tab/>
       <w:tab/>
-      <w:t>2026-09-01</w:t>
+      <w:t>2026-09-02</w:t>
       <w:br/>
       <w:br/>
     </w:r>

--- a/tillsyn/Gålggåmisvárre tillsynsbegäran.docx
+++ b/tillsyn/Gålggåmisvárre tillsynsbegäran.docx
@@ -2036,7 +2036,7 @@
     <w:r>
       <w:tab/>
       <w:tab/>
-      <w:t>2026-09-02</w:t>
+      <w:t>2026-09-03</w:t>
       <w:br/>
       <w:br/>
     </w:r>

--- a/tillsyn/Gålggåmisvárre tillsynsbegäran.docx
+++ b/tillsyn/Gålggåmisvárre tillsynsbegäran.docx
@@ -2036,7 +2036,7 @@
     <w:r>
       <w:tab/>
       <w:tab/>
-      <w:t>2026-09-03</w:t>
+      <w:t>2026-09-04</w:t>
       <w:br/>
       <w:br/>
     </w:r>

--- a/tillsyn/Gålggåmisvárre tillsynsbegäran.docx
+++ b/tillsyn/Gålggåmisvárre tillsynsbegäran.docx
@@ -2036,7 +2036,7 @@
     <w:r>
       <w:tab/>
       <w:tab/>
-      <w:t>2026-09-04</w:t>
+      <w:t>2026-09-05</w:t>
       <w:br/>
       <w:br/>
     </w:r>

--- a/tillsyn/Gålggåmisvárre tillsynsbegäran.docx
+++ b/tillsyn/Gålggåmisvárre tillsynsbegäran.docx
@@ -2036,7 +2036,7 @@
     <w:r>
       <w:tab/>
       <w:tab/>
-      <w:t>2026-09-05</w:t>
+      <w:t>2026-09-06</w:t>
       <w:br/>
       <w:br/>
     </w:r>

--- a/tillsyn/Gålggåmisvárre tillsynsbegäran.docx
+++ b/tillsyn/Gålggåmisvárre tillsynsbegäran.docx
@@ -2036,7 +2036,7 @@
     <w:r>
       <w:tab/>
       <w:tab/>
-      <w:t>2026-09-06</w:t>
+      <w:t>2026-09-07</w:t>
       <w:br/>
       <w:br/>
     </w:r>

--- a/tillsyn/Gålggåmisvárre tillsynsbegäran.docx
+++ b/tillsyn/Gålggåmisvárre tillsynsbegäran.docx
@@ -2036,7 +2036,7 @@
     <w:r>
       <w:tab/>
       <w:tab/>
-      <w:t>2026-09-07</w:t>
+      <w:t>2026-09-08</w:t>
       <w:br/>
       <w:br/>
     </w:r>

--- a/tillsyn/Gålggåmisvárre tillsynsbegäran.docx
+++ b/tillsyn/Gålggåmisvárre tillsynsbegäran.docx
@@ -2036,7 +2036,7 @@
     <w:r>
       <w:tab/>
       <w:tab/>
-      <w:t>2026-09-08</w:t>
+      <w:t>2026-09-09</w:t>
       <w:br/>
       <w:br/>
     </w:r>

--- a/tillsyn/Gålggåmisvárre tillsynsbegäran.docx
+++ b/tillsyn/Gålggåmisvárre tillsynsbegäran.docx
@@ -2036,7 +2036,7 @@
     <w:r>
       <w:tab/>
       <w:tab/>
-      <w:t>2026-09-09</w:t>
+      <w:t>2026-09-10</w:t>
       <w:br/>
       <w:br/>
     </w:r>

--- a/tillsyn/Gålggåmisvárre tillsynsbegäran.docx
+++ b/tillsyn/Gålggåmisvárre tillsynsbegäran.docx
@@ -2036,7 +2036,7 @@
     <w:r>
       <w:tab/>
       <w:tab/>
-      <w:t>2026-09-10</w:t>
+      <w:t>2026-09-11</w:t>
       <w:br/>
       <w:br/>
     </w:r>

--- a/tillsyn/Gålggåmisvárre tillsynsbegäran.docx
+++ b/tillsyn/Gålggåmisvárre tillsynsbegäran.docx
@@ -2036,7 +2036,7 @@
     <w:r>
       <w:tab/>
       <w:tab/>
-      <w:t>2026-09-11</w:t>
+      <w:t>2026-09-12</w:t>
       <w:br/>
       <w:br/>
     </w:r>
